--- a/02_dialog-boxes/03_02_mod_divers_rich$$.docx
+++ b/02_dialog-boxes/03_02_mod_divers_rich$$.docx
@@ -1270,6 +1270,7 @@
     </w:p>
     <w:p>
       <w:r>
+        <w:lastRenderedPageBreak/>
         <w:t xml:space="preserve">- **Observed species richness**: the sum of the number of species seen (e.g. </w:t>
       </w:r>
       <w:r>
@@ -1281,7 +1282,6 @@
     </w:p>
     <w:p>
       <w:r>
-        <w:lastRenderedPageBreak/>
         <w:t xml:space="preserve">    -  </w:t>
       </w:r>
       <w:r>
@@ -2069,14 +2069,11 @@
               <w:t xml:space="preserve"> 3, 10 </w:t>
             </w:r>
             <w:r>
+              <w:lastRenderedPageBreak/>
               <w:t>x</w:t>
             </w:r>
             <w:r>
-              <w:t xml:space="preserve"> 2}; (4) highly uneven assemblage (blue dash–dot </w:t>
-            </w:r>
-            <w:r>
-              <w:lastRenderedPageBreak/>
-              <w:t xml:space="preserve">line): {1 </w:t>
+              <w:t xml:space="preserve"> 2}; (4) highly uneven assemblage (blue dash–dot line): {1 </w:t>
             </w:r>
             <w:r>
               <w:t>x</w:t>
@@ -2529,6 +2526,148 @@
             </w:r>
             <w:bookmarkEnd w:id="22"/>
           </w:p>
+          <w:p>
+            <w:pPr>
+              <w:rPr>
+                <w:highlight w:val="cyan"/>
+              </w:rPr>
+            </w:pPr>
+          </w:p>
+          <w:p/>
+          <w:p>
+            <w:r>
+              <w:t>need look at subscript</w:t>
+            </w:r>
+          </w:p>
+          <w:p>
+            <w:pPr>
+              <w:rPr>
+                <w:highlight w:val="cyan"/>
+              </w:rPr>
+            </w:pPr>
+            <w:r>
+              <w:t xml:space="preserve">Figure 1: concepts and notation for interpolation (solid curves) and extrapolation (dashed curves) from an abundance reference sample (individual-based models) or an incidence reference sample (sample-based models), indicated by filled black circles, under three statistical models: (a) the multinomial model, (b) the Poisson model and (c) the Bernoulli product model. </w:t>
+            </w:r>
+            <w:r>
+              <w:t>*S&lt;sub&gt;est&lt;/sub&gt;*</w:t>
+            </w:r>
+            <w:r>
+              <w:t xml:space="preserve"> is the estimated asymptotic number of species in the assemblage. The reference sample of n individuals (multinomial), the individuals found in area </w:t>
+            </w:r>
+            <w:r>
+              <w:t>*</w:t>
+            </w:r>
+            <w:r>
+              <w:t>A</w:t>
+            </w:r>
+            <w:r>
+              <w:t>*</w:t>
+            </w:r>
+            <w:r>
+              <w:t xml:space="preserve"> (Poisson) or </w:t>
+            </w:r>
+            <w:r>
+              <w:t>*</w:t>
+            </w:r>
+            <w:r>
+              <w:t>T</w:t>
+            </w:r>
+            <w:r>
+              <w:t>*</w:t>
+            </w:r>
+            <w:r>
+              <w:t xml:space="preserve"> sampling units (Bernoulli product model) reveals </w:t>
+            </w:r>
+            <w:r>
+              <w:t>*</w:t>
+            </w:r>
+            <w:r>
+              <w:t>S</w:t>
+            </w:r>
+            <w:r>
+              <w:t>&lt;sub&gt;</w:t>
+            </w:r>
+            <w:r>
+              <w:t>obs</w:t>
+            </w:r>
+            <w:r>
+              <w:t>&lt;/sub&gt;</w:t>
+            </w:r>
+            <w:r>
+              <w:t>*</w:t>
+            </w:r>
+            <w:r>
+              <w:t xml:space="preserve"> species. Interpolation (rarefaction) shows the estimated number of species </w:t>
+            </w:r>
+            <w:r>
+              <w:rPr>
+                <w:highlight w:val="yellow"/>
+              </w:rPr>
+              <w:t>S</w:t>
+            </w:r>
+            <w:r>
+              <w:t xml:space="preserve">~indðmÞ found among m individuals, m &lt; n (multinomial, Equation 4), the estimated number of species </w:t>
+            </w:r>
+            <w:r>
+              <w:t>*</w:t>
+            </w:r>
+            <w:r>
+              <w:rPr>
+                <w:highlight w:val="yellow"/>
+              </w:rPr>
+              <w:t>S</w:t>
+            </w:r>
+            <w:r>
+              <w:t>&lt;sub&gt;area&lt;/sub&gt;(a)*</w:t>
+            </w:r>
+            <w:r>
+              <w:t xml:space="preserve"> found area a, a &lt; A (Poisson, Equation 6), or the estimated number of species S~sampleðtÞ found in t sampling units, t &lt; T (Bernoulli product, Equation 17). Extrapolation shows the estimated number of species S~indðn + m</w:t>
+            </w:r>
+            <w:r>
+              <w:t>Þ found among an augmented sample of n + m</w:t>
+            </w:r>
+            <w:r>
+              <w:t xml:space="preserve"> (multinomial, Equation 9) individuals, the estimated number of species S~areaðA + a</w:t>
+            </w:r>
+            <w:r>
+              <w:t>Þ found in a larger area A + a</w:t>
+            </w:r>
+            <w:r>
+              <w:t xml:space="preserve"> (Poisson, Equation 12) or the estimated number of species S~sampleðT + t</w:t>
+            </w:r>
+            <w:r>
+              <w:t>Þ found in T + t</w:t>
+            </w:r>
+            <w:r>
+              <w:t xml:space="preserve"> sampling units (Bernoulli product, Equation 18), For extrapolation, m~</w:t>
+            </w:r>
+            <w:r>
+              <w:t xml:space="preserve">  g estimates the number  of additional individuals (multinomial, Equation 11), a~</w:t>
+            </w:r>
+            <w:r>
+              <w:t xml:space="preserve">  g the additional area (Poisson, Equation 14) and t~</w:t>
+            </w:r>
+            <w:r>
+              <w:t xml:space="preserve">  g the additional number </w:t>
+            </w:r>
+            <w:r>
+              <w:lastRenderedPageBreak/>
+              <w:t xml:space="preserve">of sampling units (Bernoulli product, Equation 20), required to reach proportion g of the asymptotic richness </w:t>
+            </w:r>
+            <w:r>
+              <w:t>*S&lt;sub&gt;est&lt;/sub&gt;*</w:t>
+            </w:r>
+            <w:r>
+              <w:t>.</w:t>
+            </w:r>
+          </w:p>
+          <w:p>
+            <w:pPr>
+              <w:rPr>
+                <w:highlight w:val="cyan"/>
+              </w:rPr>
+            </w:pPr>
+          </w:p>
         </w:tc>
         <w:tc>
           <w:tcPr>
@@ -2551,7 +2690,8 @@
               <w:rPr>
                 <w:highlight w:val="cyan"/>
               </w:rPr>
-              <w:t>figure6_ref_id</w:t>
+              <w:lastRenderedPageBreak/>
+              <w:t>colwell_et_al_2012</w:t>
             </w:r>
             <w:bookmarkEnd w:id="23"/>
           </w:p>
@@ -3203,6 +3343,18 @@
         <w:t>.</w:t>
       </w:r>
     </w:p>
+    <w:p>
+      <w:pPr>
+        <w:pStyle w:val="ListParagraph"/>
+        <w:numPr>
+          <w:ilvl w:val="0"/>
+          <w:numId w:val="30"/>
+        </w:numPr>
+      </w:pPr>
+      <w:r>
+        <w:t>https://biology4isc.weebly.com/2-biodiversity-today.html</w:t>
+      </w:r>
+    </w:p>
     <w:p/>
     <w:p/>
     <w:p>
@@ -3210,6 +3362,7 @@
         <w:pStyle w:val="Heading2"/>
       </w:pPr>
       <w:r>
+        <w:lastRenderedPageBreak/>
         <w:t>Video</w:t>
       </w:r>
     </w:p>
@@ -3315,7 +3468,6 @@
           <w:p>
             <w:bookmarkStart w:id="42" w:name="vid1_caption"/>
             <w:r>
-              <w:lastRenderedPageBreak/>
               <w:t>Abundance, species richness, and diversity</w:t>
             </w:r>
             <w:bookmarkEnd w:id="42"/>
@@ -3955,7 +4107,6 @@
           <w:p/>
           <w:p>
             <w:r>
-              <w:lastRenderedPageBreak/>
               <w:t>Benedetto, N. (</w:t>
             </w:r>
             <w:r>
@@ -6380,7 +6531,11 @@
     <w:p/>
     <w:p>
       <w:r>
-        <w:t xml:space="preserve">When considering two (or more) communities, it is possible to calculate a state variable which reflects the differences between the communities or, more formally, the variance among the communities. We sometimes call this community variance “β-diversity” (betadiversity). This is useful, for example, for assessing the degree to which communities subject to different management differ (e.g. comparing an old-growth site, a selectively-logged site and a plantation forest site). This is sometimes called “across-site” β-diversity, because it is being used to assess community variance across heterogeneous habitat types. </w:t>
+        <w:t xml:space="preserve">When considering two (or more) communities, it is possible to calculate a state variable which reflects the differences between the communities or, more formally, the variance among the communities. We sometimes call this community variance “β-diversity” (betadiversity). This is useful, for example, for assessing the degree to which communities subject to different management differ (e.g. comparing an old-growth site, a selectively-logged site and a plantation forest site). This is </w:t>
+      </w:r>
+      <w:r>
+        <w:lastRenderedPageBreak/>
+        <w:t xml:space="preserve">sometimes called “across-site” β-diversity, because it is being used to assess community variance across heterogeneous habitat types. </w:t>
       </w:r>
     </w:p>
     <w:p/>
@@ -8164,6 +8319,7 @@
     </w:p>
     <w:p>
       <w:r>
+        <w:lastRenderedPageBreak/>
         <w:t xml:space="preserve">- **Observed species richness**: the sum of the number of species seen (e.g. </w:t>
       </w:r>
       <w:r>
@@ -8314,7 +8470,6 @@
     </w:p>
     <w:p>
       <w:r>
-        <w:lastRenderedPageBreak/>
         <w:t>:padding: 0</w:t>
       </w:r>
     </w:p>
@@ -8516,6 +8671,7 @@
     </w:p>
     <w:p>
       <w:r>
+        <w:lastRenderedPageBreak/>
         <w:t xml:space="preserve">Both communities contain five species of animalcules. Species richness is the same. The community on the left is dominated by one of the species. The community on the right has equal proportions of each species. Evenness is higher when species are present in similar proportions. Thus the community on the left has higher species diversity, because evenness is higher. </w:t>
       </w:r>
     </w:p>
@@ -8944,7 +9100,11 @@
         <w:t>x</w:t>
       </w:r>
       <w:r>
-        <w:t xml:space="preserve"> 3}); (3) moderately uneven assemblage (green dotted line): {22 </w:t>
+        <w:t xml:space="preserve"> 3}); (3) </w:t>
+      </w:r>
+      <w:r>
+        <w:lastRenderedPageBreak/>
+        <w:t xml:space="preserve">moderately uneven assemblage (green dotted line): {22 </w:t>
       </w:r>
       <w:r>
         <w:t>x</w:t>
@@ -9399,6 +9559,7 @@
     </w:p>
     <w:p>
       <w:r>
+        <w:lastRenderedPageBreak/>
         <w:t>- Species evenness describes the relative abundance of the different species in an area (similar abundance = more evenness)</w:t>
       </w:r>
       <w:r>
@@ -9663,7 +9824,6 @@
     </w:p>
     <w:p>
       <w:r>
-        <w:lastRenderedPageBreak/>
         <w:t>:class: img_grid</w:t>
       </w:r>
     </w:p>
@@ -9858,6 +10018,7 @@
         <w:pStyle w:val="Heading6"/>
       </w:pPr>
       <w:r>
+        <w:lastRenderedPageBreak/>
         <w:t>::::{grid-item-card}</w:t>
       </w:r>
       <w:r>
@@ -10135,7 +10296,6 @@
         <w:pStyle w:val="Heading6"/>
       </w:pPr>
       <w:r>
-        <w:lastRenderedPageBreak/>
         <w:t>::::</w:t>
       </w:r>
     </w:p>
@@ -10381,6 +10541,7 @@
     </w:p>
     <w:p>
       <w:r>
+        <w:lastRenderedPageBreak/>
         <w:t>```</w:t>
       </w:r>
     </w:p>
@@ -10527,6 +10688,852 @@
         <w:t>/www.youtube.com/embed/ghhZClDRK_g?si=khprL1u5NJrFduTb</w:t>
       </w:r>
       <w:r>
+        <w:fldChar w:fldCharType="end"/>
+      </w:r>
+      <w:r>
+        <w:t>"</w:t>
+      </w:r>
+    </w:p>
+    <w:p>
+      <w:r>
+        <w:t xml:space="preserve">    frameborder="0"</w:t>
+      </w:r>
+    </w:p>
+    <w:p>
+      <w:r>
+        <w:t xml:space="preserve">    allow="accelerometer; autoplay; clipboard-write; encrypted-media; gyroscope; picture-in-picture"</w:t>
+      </w:r>
+    </w:p>
+    <w:p>
+      <w:r>
+        <w:t xml:space="preserve">    allowfullscreen&gt;</w:t>
+      </w:r>
+    </w:p>
+    <w:p>
+      <w:r>
+        <w:t>&lt;/iframe&gt;</w:t>
+      </w:r>
+    </w:p>
+    <w:p/>
+    <w:p>
+      <w:r>
+        <w:rPr>
+          <w:highlight w:val="cyan"/>
+        </w:rPr>
+        <w:fldChar w:fldCharType="begin"/>
+      </w:r>
+      <w:r>
+        <w:rPr>
+          <w:highlight w:val="cyan"/>
+        </w:rPr>
+        <w:instrText xml:space="preserve"> REF vid1_caption \h  \* MERGEFORMAT </w:instrText>
+      </w:r>
+      <w:r>
+        <w:rPr>
+          <w:highlight w:val="cyan"/>
+        </w:rPr>
+      </w:r>
+      <w:r>
+        <w:rPr>
+          <w:highlight w:val="cyan"/>
+        </w:rPr>
+        <w:fldChar w:fldCharType="separate"/>
+      </w:r>
+      <w:r>
+        <w:rPr>
+          <w:highlight w:val="cyan"/>
+        </w:rPr>
+        <w:t xml:space="preserve">Abundance, </w:t>
+      </w:r>
+      <w:r>
+        <w:t>species richness, and diversity</w:t>
+      </w:r>
+      <w:r>
+        <w:rPr>
+          <w:highlight w:val="cyan"/>
+        </w:rPr>
+        <w:fldChar w:fldCharType="end"/>
+      </w:r>
+    </w:p>
+    <w:p>
+      <w:pPr>
+        <w:pStyle w:val="Heading6"/>
+      </w:pPr>
+      <w:r>
+        <w:t>::::</w:t>
+      </w:r>
+    </w:p>
+    <w:p/>
+    <w:p>
+      <w:pPr>
+        <w:pStyle w:val="Heading6"/>
+      </w:pPr>
+      <w:r>
+        <w:t>::::{grid-item-card}</w:t>
+      </w:r>
+      <w:r>
+        <w:t xml:space="preserve"> {{ ref_intext_</w:t>
+      </w:r>
+      <w:r>
+        <w:fldChar w:fldCharType="begin"/>
+      </w:r>
+      <w:r>
+        <w:instrText xml:space="preserve"> REF vid2_ref_id \h </w:instrText>
+      </w:r>
+      <w:r>
+        <w:instrText xml:space="preserve"> \* MERGEFORMAT </w:instrText>
+      </w:r>
+      <w:r>
+        <w:fldChar w:fldCharType="separate"/>
+      </w:r>
+      <w:r>
+        <w:rPr>
+          <w:highlight w:val="cyan"/>
+        </w:rPr>
+        <w:t>mecks100_2018</w:t>
+      </w:r>
+      <w:r>
+        <w:fldChar w:fldCharType="end"/>
+      </w:r>
+      <w:r>
+        <w:t xml:space="preserve"> }}</w:t>
+      </w:r>
+      <w:r>
+        <w:t xml:space="preserve"> </w:t>
+      </w:r>
+    </w:p>
+    <w:p>
+      <w:r>
+        <w:t xml:space="preserve">&lt;iframe </w:t>
+      </w:r>
+    </w:p>
+    <w:p>
+      <w:r>
+        <w:t xml:space="preserve">    width="100%"</w:t>
+      </w:r>
+    </w:p>
+    <w:p>
+      <w:r>
+        <w:t xml:space="preserve">    height="300"</w:t>
+      </w:r>
+    </w:p>
+    <w:p>
+      <w:r>
+        <w:t xml:space="preserve">    src="</w:t>
+      </w:r>
+      <w:r>
+        <w:rPr>
+          <w:highlight w:val="cyan"/>
+        </w:rPr>
+        <w:fldChar w:fldCharType="begin"/>
+      </w:r>
+      <w:r>
+        <w:rPr>
+          <w:highlight w:val="cyan"/>
+        </w:rPr>
+        <w:instrText xml:space="preserve"> REF vid2_url \h  \* MERGEFORMAT </w:instrText>
+      </w:r>
+      <w:r>
+        <w:rPr>
+          <w:highlight w:val="cyan"/>
+        </w:rPr>
+      </w:r>
+      <w:r>
+        <w:rPr>
+          <w:highlight w:val="cyan"/>
+        </w:rPr>
+        <w:fldChar w:fldCharType="separate"/>
+      </w:r>
+      <w:r>
+        <w:rPr>
+          <w:highlight w:val="cyan"/>
+        </w:rPr>
+        <w:t>https:/</w:t>
+      </w:r>
+      <w:r>
+        <w:t>/www.youtube.com/embed/4gcmAUpo9TU?si=_S-JYDDskR8QbHs5</w:t>
+      </w:r>
+      <w:r>
+        <w:rPr>
+          <w:highlight w:val="cyan"/>
+        </w:rPr>
+        <w:fldChar w:fldCharType="end"/>
+      </w:r>
+      <w:r>
+        <w:t>"</w:t>
+      </w:r>
+    </w:p>
+    <w:p>
+      <w:r>
+        <w:t xml:space="preserve">    frameborder="0"</w:t>
+      </w:r>
+    </w:p>
+    <w:p>
+      <w:r>
+        <w:t xml:space="preserve">    allow="accelerometer; autoplay; clipboard-write; encrypted-media; gyroscope; picture-in-picture"</w:t>
+      </w:r>
+    </w:p>
+    <w:p>
+      <w:r>
+        <w:lastRenderedPageBreak/>
+        <w:t xml:space="preserve">    allowfullscreen&gt;</w:t>
+      </w:r>
+    </w:p>
+    <w:p>
+      <w:r>
+        <w:t>&lt;/iframe&gt;</w:t>
+      </w:r>
+    </w:p>
+    <w:p/>
+    <w:p>
+      <w:r>
+        <w:rPr>
+          <w:highlight w:val="cyan"/>
+        </w:rPr>
+        <w:fldChar w:fldCharType="begin"/>
+      </w:r>
+      <w:r>
+        <w:rPr>
+          <w:highlight w:val="cyan"/>
+        </w:rPr>
+        <w:instrText xml:space="preserve"> REF vid2_caption \h  \* MERGEFORMAT </w:instrText>
+      </w:r>
+      <w:r>
+        <w:rPr>
+          <w:highlight w:val="cyan"/>
+        </w:rPr>
+      </w:r>
+      <w:r>
+        <w:rPr>
+          <w:highlight w:val="cyan"/>
+        </w:rPr>
+        <w:fldChar w:fldCharType="separate"/>
+      </w:r>
+      <w:r>
+        <w:rPr>
+          <w:highlight w:val="cyan"/>
+        </w:rPr>
+        <w:t>Species accumulation</w:t>
+      </w:r>
+      <w:r>
+        <w:t xml:space="preserve"> and rarefaction curves</w:t>
+      </w:r>
+      <w:r>
+        <w:rPr>
+          <w:highlight w:val="cyan"/>
+        </w:rPr>
+        <w:fldChar w:fldCharType="end"/>
+      </w:r>
+    </w:p>
+    <w:p>
+      <w:pPr>
+        <w:pStyle w:val="Heading6"/>
+      </w:pPr>
+      <w:r>
+        <w:t>::::</w:t>
+      </w:r>
+    </w:p>
+    <w:p/>
+    <w:p>
+      <w:pPr>
+        <w:pStyle w:val="Heading6"/>
+      </w:pPr>
+      <w:r>
+        <w:t>::::{grid-item-card}</w:t>
+      </w:r>
+      <w:r>
+        <w:t xml:space="preserve"> {{ ref_intext_</w:t>
+      </w:r>
+      <w:r>
+        <w:rPr>
+          <w:highlight w:val="cyan"/>
+        </w:rPr>
+        <w:fldChar w:fldCharType="begin"/>
+      </w:r>
+      <w:r>
+        <w:rPr>
+          <w:highlight w:val="cyan"/>
+        </w:rPr>
+        <w:instrText xml:space="preserve"> REF vid3_ref_id \h  \* MERGEFORMAT </w:instrText>
+      </w:r>
+      <w:r>
+        <w:rPr>
+          <w:highlight w:val="cyan"/>
+        </w:rPr>
+      </w:r>
+      <w:r>
+        <w:rPr>
+          <w:highlight w:val="cyan"/>
+        </w:rPr>
+        <w:fldChar w:fldCharType="separate"/>
+      </w:r>
+      <w:r>
+        <w:rPr>
+          <w:highlight w:val="cyan"/>
+        </w:rPr>
+        <w:t>riffomonas_project</w:t>
+      </w:r>
+      <w:r>
+        <w:t>_2022a</w:t>
+      </w:r>
+      <w:r>
+        <w:rPr>
+          <w:highlight w:val="cyan"/>
+        </w:rPr>
+        <w:fldChar w:fldCharType="end"/>
+      </w:r>
+      <w:r>
+        <w:t xml:space="preserve"> }}</w:t>
+      </w:r>
+    </w:p>
+    <w:p>
+      <w:r>
+        <w:t xml:space="preserve">&lt;iframe </w:t>
+      </w:r>
+    </w:p>
+    <w:p>
+      <w:r>
+        <w:t xml:space="preserve">    width="100%"</w:t>
+      </w:r>
+    </w:p>
+    <w:p>
+      <w:r>
+        <w:t xml:space="preserve">    height="300"</w:t>
+      </w:r>
+    </w:p>
+    <w:p>
+      <w:r>
+        <w:t xml:space="preserve">    src="</w:t>
+      </w:r>
+      <w:r>
+        <w:fldChar w:fldCharType="begin"/>
+      </w:r>
+      <w:r>
+        <w:instrText xml:space="preserve"> REF vid3_url \h </w:instrText>
+      </w:r>
+      <w:r>
+        <w:instrText xml:space="preserve"> \* MERGEFORMAT </w:instrText>
+      </w:r>
+      <w:r>
+        <w:fldChar w:fldCharType="separate"/>
+      </w:r>
+      <w:r>
+        <w:rPr>
+          <w:highlight w:val="cyan"/>
+        </w:rPr>
+        <w:t>https:/</w:t>
+      </w:r>
+      <w:r>
+        <w:t>/www.youtube.com/embed/wq1SXGQYgCs?si=Re5tglERblfkCNhDl</w:t>
+      </w:r>
+      <w:r>
+        <w:fldChar w:fldCharType="end"/>
+      </w:r>
+      <w:r>
+        <w:t>"</w:t>
+      </w:r>
+    </w:p>
+    <w:p>
+      <w:r>
+        <w:t xml:space="preserve">    frameborder="0"</w:t>
+      </w:r>
+    </w:p>
+    <w:p>
+      <w:r>
+        <w:t xml:space="preserve">    allow="accelerometer; autoplay; clipboard-write; encrypted-media; gyroscope; picture-in-picture"</w:t>
+      </w:r>
+    </w:p>
+    <w:p>
+      <w:r>
+        <w:t xml:space="preserve">    allowfullscreen&gt;</w:t>
+      </w:r>
+    </w:p>
+    <w:p>
+      <w:r>
+        <w:t>&lt;/iframe&gt;</w:t>
+      </w:r>
+    </w:p>
+    <w:p/>
+    <w:p>
+      <w:r>
+        <w:rPr>
+          <w:highlight w:val="cyan"/>
+        </w:rPr>
+        <w:fldChar w:fldCharType="begin"/>
+      </w:r>
+      <w:r>
+        <w:rPr>
+          <w:highlight w:val="cyan"/>
+        </w:rPr>
+        <w:instrText xml:space="preserve"> REF vid3_caption \h  \* MERGEFORMAT </w:instrText>
+      </w:r>
+      <w:r>
+        <w:rPr>
+          <w:highlight w:val="cyan"/>
+        </w:rPr>
+      </w:r>
+      <w:r>
+        <w:rPr>
+          <w:highlight w:val="cyan"/>
+        </w:rPr>
+        <w:fldChar w:fldCharType="separate"/>
+      </w:r>
+      <w:r>
+        <w:rPr>
+          <w:highlight w:val="cyan"/>
+        </w:rPr>
+        <w:t>Using vegan</w:t>
+      </w:r>
+      <w:r>
+        <w:t xml:space="preserve"> to calculate alpha diversity metrics within the tidyverse in R (CC196)</w:t>
+      </w:r>
+      <w:r>
+        <w:rPr>
+          <w:highlight w:val="cyan"/>
+        </w:rPr>
+        <w:fldChar w:fldCharType="end"/>
+      </w:r>
+    </w:p>
+    <w:p>
+      <w:pPr>
+        <w:pStyle w:val="Heading6"/>
+      </w:pPr>
+      <w:r>
+        <w:t>::::</w:t>
+      </w:r>
+    </w:p>
+    <w:p>
+      <w:pPr>
+        <w:pStyle w:val="Heading5"/>
+      </w:pPr>
+      <w:r>
+        <w:t>:::::</w:t>
+      </w:r>
+    </w:p>
+    <w:p/>
+    <w:p>
+      <w:pPr>
+        <w:pStyle w:val="Heading5"/>
+      </w:pPr>
+      <w:r>
+        <w:t>:::::{grid} 3</w:t>
+      </w:r>
+    </w:p>
+    <w:p>
+      <w:r>
+        <w:t>:gutter: 1</w:t>
+      </w:r>
+    </w:p>
+    <w:p>
+      <w:r>
+        <w:t>:padding: 0</w:t>
+      </w:r>
+    </w:p>
+    <w:p>
+      <w:r>
+        <w:t>:margin: 0</w:t>
+      </w:r>
+    </w:p>
+    <w:p/>
+    <w:p>
+      <w:pPr>
+        <w:pStyle w:val="Heading6"/>
+      </w:pPr>
+      <w:r>
+        <w:t>::::{grid-item-card}</w:t>
+      </w:r>
+      <w:r>
+        <w:t xml:space="preserve"> {{ ref_intext_</w:t>
+      </w:r>
+      <w:r>
+        <w:fldChar w:fldCharType="begin"/>
+      </w:r>
+      <w:r>
+        <w:instrText xml:space="preserve"> REF vid4_ref_id \h </w:instrText>
+      </w:r>
+      <w:r>
+        <w:instrText xml:space="preserve"> \* MERGEFORMAT </w:instrText>
+      </w:r>
+      <w:r>
+        <w:fldChar w:fldCharType="separate"/>
+      </w:r>
+      <w:r>
+        <w:rPr>
+          <w:highlight w:val="cyan"/>
+        </w:rPr>
+        <w:t>vsn_international</w:t>
+      </w:r>
+      <w:r>
+        <w:t>_2022</w:t>
+      </w:r>
+      <w:r>
+        <w:fldChar w:fldCharType="end"/>
+      </w:r>
+      <w:r>
+        <w:t xml:space="preserve"> }}</w:t>
+      </w:r>
+      <w:r>
+        <w:t xml:space="preserve"> </w:t>
+      </w:r>
+    </w:p>
+    <w:p/>
+    <w:p>
+      <w:r>
+        <w:t xml:space="preserve">&lt;iframe </w:t>
+      </w:r>
+    </w:p>
+    <w:p>
+      <w:r>
+        <w:t xml:space="preserve">    width="100%"</w:t>
+      </w:r>
+    </w:p>
+    <w:p>
+      <w:r>
+        <w:t xml:space="preserve">    height="300"</w:t>
+      </w:r>
+    </w:p>
+    <w:p>
+      <w:r>
+        <w:lastRenderedPageBreak/>
+        <w:t xml:space="preserve">    src="</w:t>
+      </w:r>
+      <w:r>
+        <w:fldChar w:fldCharType="begin"/>
+      </w:r>
+      <w:r>
+        <w:instrText xml:space="preserve"> REF vid4_url \h </w:instrText>
+      </w:r>
+      <w:r>
+        <w:instrText xml:space="preserve"> \* MERGEFORMAT </w:instrText>
+      </w:r>
+      <w:r>
+        <w:fldChar w:fldCharType="separate"/>
+      </w:r>
+      <w:r>
+        <w:rPr>
+          <w:highlight w:val="cyan"/>
+        </w:rPr>
+        <w:t>https:/</w:t>
+      </w:r>
+      <w:r>
+        <w:t>/www.youtube.com/embed/wBx7f4PP8RE?si=D6mtAMNMLlk3aH8H</w:t>
+      </w:r>
+      <w:r>
+        <w:fldChar w:fldCharType="end"/>
+      </w:r>
+      <w:r>
+        <w:t>"</w:t>
+      </w:r>
+    </w:p>
+    <w:p>
+      <w:r>
+        <w:t xml:space="preserve">    frameborder="0"</w:t>
+      </w:r>
+    </w:p>
+    <w:p>
+      <w:r>
+        <w:t xml:space="preserve">    allow="accelerometer; autoplay; clipboard-write; encrypted-media; gyroscope; picture-in-picture"</w:t>
+      </w:r>
+    </w:p>
+    <w:p>
+      <w:r>
+        <w:t xml:space="preserve">    allowfullscreen&gt;</w:t>
+      </w:r>
+    </w:p>
+    <w:p>
+      <w:r>
+        <w:t>&lt;/iframe&gt;</w:t>
+      </w:r>
+    </w:p>
+    <w:p/>
+    <w:p>
+      <w:r>
+        <w:fldChar w:fldCharType="begin"/>
+      </w:r>
+      <w:r>
+        <w:instrText xml:space="preserve"> REF vid4_caption \h </w:instrText>
+      </w:r>
+      <w:r>
+        <w:instrText xml:space="preserve"> \* MERGEFORMAT </w:instrText>
+      </w:r>
+      <w:r>
+        <w:fldChar w:fldCharType="separate"/>
+      </w:r>
+      <w:r>
+        <w:rPr>
+          <w:highlight w:val="cyan"/>
+        </w:rPr>
+        <w:t>Species abundance</w:t>
+      </w:r>
+      <w:r>
+        <w:t xml:space="preserve"> tools in Genstat</w:t>
+      </w:r>
+      <w:r>
+        <w:fldChar w:fldCharType="end"/>
+      </w:r>
+    </w:p>
+    <w:p>
+      <w:pPr>
+        <w:pStyle w:val="Heading6"/>
+      </w:pPr>
+      <w:r>
+        <w:t>::::</w:t>
+      </w:r>
+    </w:p>
+    <w:p/>
+    <w:p>
+      <w:pPr>
+        <w:pStyle w:val="Heading6"/>
+      </w:pPr>
+      <w:r>
+        <w:t>::::{grid-item-card}</w:t>
+      </w:r>
+      <w:r>
+        <w:t xml:space="preserve"> {{ ref_intext_</w:t>
+      </w:r>
+      <w:r>
+        <w:fldChar w:fldCharType="begin"/>
+      </w:r>
+      <w:r>
+        <w:instrText xml:space="preserve"> REF vid5_ref_id \h  \* MERGEFORMAT </w:instrText>
+      </w:r>
+      <w:r>
+        <w:fldChar w:fldCharType="separate"/>
+      </w:r>
+      <w:r>
+        <w:rPr>
+          <w:highlight w:val="cyan"/>
+        </w:rPr>
+        <w:t>baylor_tutoring_center</w:t>
+      </w:r>
+      <w:r>
+        <w:rPr>
+          <w:shd w:val="clear" w:color="auto" w:fill="FFFFFF"/>
+        </w:rPr>
+        <w:t>_2021</w:t>
+      </w:r>
+      <w:r>
+        <w:fldChar w:fldCharType="end"/>
+      </w:r>
+      <w:r>
+        <w:t xml:space="preserve"> }}</w:t>
+      </w:r>
+    </w:p>
+    <w:p>
+      <w:pPr>
+        <w:pStyle w:val="Heading6"/>
+      </w:pPr>
+    </w:p>
+    <w:p>
+      <w:r>
+        <w:t xml:space="preserve">&lt;iframe </w:t>
+      </w:r>
+    </w:p>
+    <w:p>
+      <w:r>
+        <w:t xml:space="preserve">    width="100%"</w:t>
+      </w:r>
+    </w:p>
+    <w:p>
+      <w:r>
+        <w:t xml:space="preserve">    height="300"</w:t>
+      </w:r>
+    </w:p>
+    <w:p>
+      <w:r>
+        <w:t xml:space="preserve">    src="</w:t>
+      </w:r>
+      <w:r>
+        <w:fldChar w:fldCharType="begin"/>
+      </w:r>
+      <w:r>
+        <w:instrText xml:space="preserve"> REF vid5_url \h </w:instrText>
+      </w:r>
+      <w:r>
+        <w:instrText xml:space="preserve"> \* MERGEFORMAT </w:instrText>
+      </w:r>
+      <w:r>
+        <w:fldChar w:fldCharType="separate"/>
+      </w:r>
+      <w:r>
+        <w:rPr>
+          <w:highlight w:val="cyan"/>
+        </w:rPr>
+        <w:t>https:/</w:t>
+      </w:r>
+      <w:r>
+        <w:t>/www.youtube.com/embed/UXJ0r4hjbqI?si=gYR6rOmIMgyibyvR</w:t>
+      </w:r>
+      <w:r>
+        <w:fldChar w:fldCharType="end"/>
+      </w:r>
+      <w:r>
+        <w:t>"</w:t>
+      </w:r>
+    </w:p>
+    <w:p>
+      <w:r>
+        <w:t xml:space="preserve">    frameborder="0"</w:t>
+      </w:r>
+    </w:p>
+    <w:p>
+      <w:r>
+        <w:t xml:space="preserve">    allow="accelerometer; autoplay; clipboard-write; encrypted-media; gyroscope; picture-in-picture"</w:t>
+      </w:r>
+    </w:p>
+    <w:p>
+      <w:r>
+        <w:t xml:space="preserve">    allowfullscreen&gt;</w:t>
+      </w:r>
+    </w:p>
+    <w:p>
+      <w:r>
+        <w:t>&lt;/iframe&gt;</w:t>
+      </w:r>
+    </w:p>
+    <w:p/>
+    <w:p>
+      <w:r>
+        <w:rPr>
+          <w:highlight w:val="cyan"/>
+        </w:rPr>
+        <w:fldChar w:fldCharType="begin"/>
+      </w:r>
+      <w:r>
+        <w:instrText xml:space="preserve"> REF vid5_caption \h </w:instrText>
+      </w:r>
+      <w:r>
+        <w:rPr>
+          <w:highlight w:val="cyan"/>
+        </w:rPr>
+        <w:instrText xml:space="preserve"> \* MERGEFORMAT </w:instrText>
+      </w:r>
+      <w:r>
+        <w:rPr>
+          <w:highlight w:val="cyan"/>
+        </w:rPr>
+      </w:r>
+      <w:r>
+        <w:rPr>
+          <w:highlight w:val="cyan"/>
+        </w:rPr>
+        <w:fldChar w:fldCharType="separate"/>
+      </w:r>
+      <w:r>
+        <w:rPr>
+          <w:highlight w:val="cyan"/>
+        </w:rPr>
+        <w:t>Species Diversity</w:t>
+      </w:r>
+      <w:r>
+        <w:t xml:space="preserve"> and Species Richness</w:t>
+      </w:r>
+      <w:r>
+        <w:rPr>
+          <w:highlight w:val="cyan"/>
+        </w:rPr>
+        <w:fldChar w:fldCharType="end"/>
+      </w:r>
+    </w:p>
+    <w:p>
+      <w:pPr>
+        <w:pStyle w:val="Heading6"/>
+      </w:pPr>
+      <w:r>
+        <w:t>::::</w:t>
+      </w:r>
+    </w:p>
+    <w:p/>
+    <w:p>
+      <w:pPr>
+        <w:pStyle w:val="Heading6"/>
+      </w:pPr>
+      <w:r>
+        <w:t>::::{grid-item-card}</w:t>
+      </w:r>
+      <w:r>
+        <w:t xml:space="preserve"> {{ ref_intext_</w:t>
+      </w:r>
+      <w:r>
+        <w:fldChar w:fldCharType="begin"/>
+      </w:r>
+      <w:r>
+        <w:instrText xml:space="preserve"> REF vid6_ref_id \h </w:instrText>
+      </w:r>
+      <w:r>
+        <w:instrText xml:space="preserve"> \* MERGEFORMAT </w:instrText>
+      </w:r>
+      <w:r>
+        <w:fldChar w:fldCharType="separate"/>
+      </w:r>
+      <w:r>
+        <w:rPr>
+          <w:highlight w:val="cyan"/>
+        </w:rPr>
+        <w:t>styring_2020a</w:t>
+      </w:r>
+      <w:r>
+        <w:fldChar w:fldCharType="end"/>
+      </w:r>
+      <w:r>
+        <w:t xml:space="preserve"> }}</w:t>
+      </w:r>
+    </w:p>
+    <w:p>
+      <w:r>
+        <w:t xml:space="preserve">&lt;iframe </w:t>
+      </w:r>
+    </w:p>
+    <w:p>
+      <w:r>
+        <w:t xml:space="preserve">    width="100%"</w:t>
+      </w:r>
+    </w:p>
+    <w:p>
+      <w:r>
+        <w:t xml:space="preserve">    height="300"</w:t>
+      </w:r>
+    </w:p>
+    <w:p>
+      <w:r>
+        <w:t xml:space="preserve">    src="</w:t>
+      </w:r>
+      <w:r>
+        <w:rPr>
+          <w:highlight w:val="cyan"/>
+        </w:rPr>
+        <w:fldChar w:fldCharType="begin"/>
+      </w:r>
+      <w:r>
+        <w:rPr>
+          <w:highlight w:val="cyan"/>
+        </w:rPr>
+        <w:instrText xml:space="preserve"> REF vid6_url \h  \* MERGEFORMAT </w:instrText>
+      </w:r>
+      <w:r>
+        <w:rPr>
+          <w:highlight w:val="cyan"/>
+        </w:rPr>
+      </w:r>
+      <w:r>
+        <w:rPr>
+          <w:highlight w:val="cyan"/>
+        </w:rPr>
+        <w:fldChar w:fldCharType="separate"/>
+      </w:r>
+      <w:r>
+        <w:rPr>
+          <w:highlight w:val="cyan"/>
+        </w:rPr>
+        <w:t>https:/</w:t>
+      </w:r>
+      <w:r>
+        <w:t>/www.youtube.com/embed/KBByV3kR3IA?si=RPcG1lFQ-v0Shwaw</w:t>
+      </w:r>
+      <w:r>
+        <w:rPr>
+          <w:highlight w:val="cyan"/>
+        </w:rPr>
         <w:fldChar w:fldCharType="end"/>
       </w:r>
       <w:r>
@@ -10563,852 +11570,6 @@
         <w:fldChar w:fldCharType="begin"/>
       </w:r>
       <w:r>
-        <w:rPr>
-          <w:highlight w:val="cyan"/>
-        </w:rPr>
-        <w:instrText xml:space="preserve"> REF vid1_caption \h  \* MERGEFORMAT </w:instrText>
-      </w:r>
-      <w:r>
-        <w:rPr>
-          <w:highlight w:val="cyan"/>
-        </w:rPr>
-      </w:r>
-      <w:r>
-        <w:rPr>
-          <w:highlight w:val="cyan"/>
-        </w:rPr>
-        <w:fldChar w:fldCharType="separate"/>
-      </w:r>
-      <w:r>
-        <w:rPr>
-          <w:highlight w:val="cyan"/>
-        </w:rPr>
-        <w:t xml:space="preserve">Abundance, </w:t>
-      </w:r>
-      <w:r>
-        <w:t>species richness, and diversity</w:t>
-      </w:r>
-      <w:r>
-        <w:rPr>
-          <w:highlight w:val="cyan"/>
-        </w:rPr>
-        <w:fldChar w:fldCharType="end"/>
-      </w:r>
-    </w:p>
-    <w:p>
-      <w:pPr>
-        <w:pStyle w:val="Heading6"/>
-      </w:pPr>
-      <w:r>
-        <w:t>::::</w:t>
-      </w:r>
-    </w:p>
-    <w:p/>
-    <w:p>
-      <w:pPr>
-        <w:pStyle w:val="Heading6"/>
-      </w:pPr>
-      <w:r>
-        <w:t>::::{grid-item-card}</w:t>
-      </w:r>
-      <w:r>
-        <w:t xml:space="preserve"> {{ ref_intext_</w:t>
-      </w:r>
-      <w:r>
-        <w:fldChar w:fldCharType="begin"/>
-      </w:r>
-      <w:r>
-        <w:instrText xml:space="preserve"> REF vid2_ref_id \h </w:instrText>
-      </w:r>
-      <w:r>
-        <w:instrText xml:space="preserve"> \* MERGEFORMAT </w:instrText>
-      </w:r>
-      <w:r>
-        <w:fldChar w:fldCharType="separate"/>
-      </w:r>
-      <w:r>
-        <w:rPr>
-          <w:highlight w:val="cyan"/>
-        </w:rPr>
-        <w:t>mecks100_2018</w:t>
-      </w:r>
-      <w:r>
-        <w:fldChar w:fldCharType="end"/>
-      </w:r>
-      <w:r>
-        <w:t xml:space="preserve"> }}</w:t>
-      </w:r>
-      <w:r>
-        <w:t xml:space="preserve"> </w:t>
-      </w:r>
-    </w:p>
-    <w:p>
-      <w:r>
-        <w:t xml:space="preserve">&lt;iframe </w:t>
-      </w:r>
-    </w:p>
-    <w:p>
-      <w:r>
-        <w:t xml:space="preserve">    width="100%"</w:t>
-      </w:r>
-    </w:p>
-    <w:p>
-      <w:r>
-        <w:t xml:space="preserve">    height="300"</w:t>
-      </w:r>
-    </w:p>
-    <w:p>
-      <w:r>
-        <w:t xml:space="preserve">    src="</w:t>
-      </w:r>
-      <w:r>
-        <w:rPr>
-          <w:highlight w:val="cyan"/>
-        </w:rPr>
-        <w:fldChar w:fldCharType="begin"/>
-      </w:r>
-      <w:r>
-        <w:rPr>
-          <w:highlight w:val="cyan"/>
-        </w:rPr>
-        <w:instrText xml:space="preserve"> REF vid2_url \h  \* MERGEFORMAT </w:instrText>
-      </w:r>
-      <w:r>
-        <w:rPr>
-          <w:highlight w:val="cyan"/>
-        </w:rPr>
-      </w:r>
-      <w:r>
-        <w:rPr>
-          <w:highlight w:val="cyan"/>
-        </w:rPr>
-        <w:fldChar w:fldCharType="separate"/>
-      </w:r>
-      <w:r>
-        <w:rPr>
-          <w:highlight w:val="cyan"/>
-        </w:rPr>
-        <w:t>https:/</w:t>
-      </w:r>
-      <w:r>
-        <w:t>/www.youtube.com/embed/4gcmAUpo9TU?si=_S-JYDDskR8QbHs5</w:t>
-      </w:r>
-      <w:r>
-        <w:rPr>
-          <w:highlight w:val="cyan"/>
-        </w:rPr>
-        <w:fldChar w:fldCharType="end"/>
-      </w:r>
-      <w:r>
-        <w:t>"</w:t>
-      </w:r>
-    </w:p>
-    <w:p>
-      <w:r>
-        <w:t xml:space="preserve">    frameborder="0"</w:t>
-      </w:r>
-    </w:p>
-    <w:p>
-      <w:r>
-        <w:t xml:space="preserve">    allow="accelerometer; autoplay; clipboard-write; encrypted-media; gyroscope; picture-in-picture"</w:t>
-      </w:r>
-    </w:p>
-    <w:p>
-      <w:r>
-        <w:t xml:space="preserve">    allowfullscreen&gt;</w:t>
-      </w:r>
-    </w:p>
-    <w:p>
-      <w:r>
-        <w:t>&lt;/iframe&gt;</w:t>
-      </w:r>
-    </w:p>
-    <w:p/>
-    <w:p>
-      <w:r>
-        <w:rPr>
-          <w:highlight w:val="cyan"/>
-        </w:rPr>
-        <w:fldChar w:fldCharType="begin"/>
-      </w:r>
-      <w:r>
-        <w:rPr>
-          <w:highlight w:val="cyan"/>
-        </w:rPr>
-        <w:instrText xml:space="preserve"> REF vid2_caption \h  \* MERGEFORMAT </w:instrText>
-      </w:r>
-      <w:r>
-        <w:rPr>
-          <w:highlight w:val="cyan"/>
-        </w:rPr>
-      </w:r>
-      <w:r>
-        <w:rPr>
-          <w:highlight w:val="cyan"/>
-        </w:rPr>
-        <w:fldChar w:fldCharType="separate"/>
-      </w:r>
-      <w:r>
-        <w:rPr>
-          <w:highlight w:val="cyan"/>
-        </w:rPr>
-        <w:t>Species accumulation</w:t>
-      </w:r>
-      <w:r>
-        <w:t xml:space="preserve"> and rarefaction curves</w:t>
-      </w:r>
-      <w:r>
-        <w:rPr>
-          <w:highlight w:val="cyan"/>
-        </w:rPr>
-        <w:fldChar w:fldCharType="end"/>
-      </w:r>
-    </w:p>
-    <w:p>
-      <w:pPr>
-        <w:pStyle w:val="Heading6"/>
-      </w:pPr>
-      <w:r>
-        <w:t>::::</w:t>
-      </w:r>
-    </w:p>
-    <w:p/>
-    <w:p>
-      <w:pPr>
-        <w:pStyle w:val="Heading6"/>
-      </w:pPr>
-      <w:r>
-        <w:t>::::{grid-item-card}</w:t>
-      </w:r>
-      <w:r>
-        <w:t xml:space="preserve"> {{ ref_intext_</w:t>
-      </w:r>
-      <w:r>
-        <w:rPr>
-          <w:highlight w:val="cyan"/>
-        </w:rPr>
-        <w:fldChar w:fldCharType="begin"/>
-      </w:r>
-      <w:r>
-        <w:rPr>
-          <w:highlight w:val="cyan"/>
-        </w:rPr>
-        <w:instrText xml:space="preserve"> REF vid3_ref_id \h  \* MERGEFORMAT </w:instrText>
-      </w:r>
-      <w:r>
-        <w:rPr>
-          <w:highlight w:val="cyan"/>
-        </w:rPr>
-      </w:r>
-      <w:r>
-        <w:rPr>
-          <w:highlight w:val="cyan"/>
-        </w:rPr>
-        <w:fldChar w:fldCharType="separate"/>
-      </w:r>
-      <w:r>
-        <w:rPr>
-          <w:highlight w:val="cyan"/>
-        </w:rPr>
-        <w:t>riffomonas_project</w:t>
-      </w:r>
-      <w:r>
-        <w:t>_2022a</w:t>
-      </w:r>
-      <w:r>
-        <w:rPr>
-          <w:highlight w:val="cyan"/>
-        </w:rPr>
-        <w:fldChar w:fldCharType="end"/>
-      </w:r>
-      <w:r>
-        <w:t xml:space="preserve"> }}</w:t>
-      </w:r>
-    </w:p>
-    <w:p>
-      <w:r>
-        <w:t xml:space="preserve">&lt;iframe </w:t>
-      </w:r>
-    </w:p>
-    <w:p>
-      <w:r>
-        <w:t xml:space="preserve">    width="100%"</w:t>
-      </w:r>
-    </w:p>
-    <w:p>
-      <w:r>
-        <w:t xml:space="preserve">    height="300"</w:t>
-      </w:r>
-    </w:p>
-    <w:p>
-      <w:r>
-        <w:t xml:space="preserve">    src="</w:t>
-      </w:r>
-      <w:r>
-        <w:fldChar w:fldCharType="begin"/>
-      </w:r>
-      <w:r>
-        <w:instrText xml:space="preserve"> REF vid3_url \h </w:instrText>
-      </w:r>
-      <w:r>
-        <w:instrText xml:space="preserve"> \* MERGEFORMAT </w:instrText>
-      </w:r>
-      <w:r>
-        <w:fldChar w:fldCharType="separate"/>
-      </w:r>
-      <w:r>
-        <w:rPr>
-          <w:highlight w:val="cyan"/>
-        </w:rPr>
-        <w:t>https:/</w:t>
-      </w:r>
-      <w:r>
-        <w:t>/www.youtube.com/embed/wq1SXGQYgCs?si=Re5tglERblfkCNhDl</w:t>
-      </w:r>
-      <w:r>
-        <w:fldChar w:fldCharType="end"/>
-      </w:r>
-      <w:r>
-        <w:t>"</w:t>
-      </w:r>
-    </w:p>
-    <w:p>
-      <w:r>
-        <w:t xml:space="preserve">    frameborder="0"</w:t>
-      </w:r>
-    </w:p>
-    <w:p>
-      <w:r>
-        <w:t xml:space="preserve">    allow="accelerometer; autoplay; clipboard-write; encrypted-media; gyroscope; picture-in-picture"</w:t>
-      </w:r>
-    </w:p>
-    <w:p>
-      <w:r>
-        <w:t xml:space="preserve">    allowfullscreen&gt;</w:t>
-      </w:r>
-    </w:p>
-    <w:p>
-      <w:r>
-        <w:t>&lt;/iframe&gt;</w:t>
-      </w:r>
-    </w:p>
-    <w:p/>
-    <w:p>
-      <w:r>
-        <w:rPr>
-          <w:highlight w:val="cyan"/>
-        </w:rPr>
-        <w:fldChar w:fldCharType="begin"/>
-      </w:r>
-      <w:r>
-        <w:rPr>
-          <w:highlight w:val="cyan"/>
-        </w:rPr>
-        <w:instrText xml:space="preserve"> REF vid3_caption \h  \* MERGEFORMAT </w:instrText>
-      </w:r>
-      <w:r>
-        <w:rPr>
-          <w:highlight w:val="cyan"/>
-        </w:rPr>
-      </w:r>
-      <w:r>
-        <w:rPr>
-          <w:highlight w:val="cyan"/>
-        </w:rPr>
-        <w:fldChar w:fldCharType="separate"/>
-      </w:r>
-      <w:r>
-        <w:rPr>
-          <w:highlight w:val="cyan"/>
-        </w:rPr>
-        <w:t>Using vegan</w:t>
-      </w:r>
-      <w:r>
-        <w:t xml:space="preserve"> to calculate alpha diversity metrics within the tidyverse in R (CC196)</w:t>
-      </w:r>
-      <w:r>
-        <w:rPr>
-          <w:highlight w:val="cyan"/>
-        </w:rPr>
-        <w:fldChar w:fldCharType="end"/>
-      </w:r>
-    </w:p>
-    <w:p>
-      <w:pPr>
-        <w:pStyle w:val="Heading6"/>
-      </w:pPr>
-      <w:r>
-        <w:lastRenderedPageBreak/>
-        <w:t>::::</w:t>
-      </w:r>
-    </w:p>
-    <w:p>
-      <w:pPr>
-        <w:pStyle w:val="Heading5"/>
-      </w:pPr>
-      <w:r>
-        <w:t>:::::</w:t>
-      </w:r>
-    </w:p>
-    <w:p/>
-    <w:p>
-      <w:pPr>
-        <w:pStyle w:val="Heading5"/>
-      </w:pPr>
-      <w:r>
-        <w:t>:::::{grid} 3</w:t>
-      </w:r>
-    </w:p>
-    <w:p>
-      <w:r>
-        <w:t>:gutter: 1</w:t>
-      </w:r>
-    </w:p>
-    <w:p>
-      <w:r>
-        <w:t>:padding: 0</w:t>
-      </w:r>
-    </w:p>
-    <w:p>
-      <w:r>
-        <w:t>:margin: 0</w:t>
-      </w:r>
-    </w:p>
-    <w:p/>
-    <w:p>
-      <w:pPr>
-        <w:pStyle w:val="Heading6"/>
-      </w:pPr>
-      <w:r>
-        <w:t>::::{grid-item-card}</w:t>
-      </w:r>
-      <w:r>
-        <w:t xml:space="preserve"> {{ ref_intext_</w:t>
-      </w:r>
-      <w:r>
-        <w:fldChar w:fldCharType="begin"/>
-      </w:r>
-      <w:r>
-        <w:instrText xml:space="preserve"> REF vid4_ref_id \h </w:instrText>
-      </w:r>
-      <w:r>
-        <w:instrText xml:space="preserve"> \* MERGEFORMAT </w:instrText>
-      </w:r>
-      <w:r>
-        <w:fldChar w:fldCharType="separate"/>
-      </w:r>
-      <w:r>
-        <w:rPr>
-          <w:highlight w:val="cyan"/>
-        </w:rPr>
-        <w:t>vsn_international</w:t>
-      </w:r>
-      <w:r>
-        <w:t>_2022</w:t>
-      </w:r>
-      <w:r>
-        <w:fldChar w:fldCharType="end"/>
-      </w:r>
-      <w:r>
-        <w:t xml:space="preserve"> }}</w:t>
-      </w:r>
-      <w:r>
-        <w:t xml:space="preserve"> </w:t>
-      </w:r>
-    </w:p>
-    <w:p/>
-    <w:p>
-      <w:r>
-        <w:t xml:space="preserve">&lt;iframe </w:t>
-      </w:r>
-    </w:p>
-    <w:p>
-      <w:r>
-        <w:t xml:space="preserve">    width="100%"</w:t>
-      </w:r>
-    </w:p>
-    <w:p>
-      <w:r>
-        <w:t xml:space="preserve">    height="300"</w:t>
-      </w:r>
-    </w:p>
-    <w:p>
-      <w:r>
-        <w:t xml:space="preserve">    src="</w:t>
-      </w:r>
-      <w:r>
-        <w:fldChar w:fldCharType="begin"/>
-      </w:r>
-      <w:r>
-        <w:instrText xml:space="preserve"> REF vid4_url \h </w:instrText>
-      </w:r>
-      <w:r>
-        <w:instrText xml:space="preserve"> \* MERGEFORMAT </w:instrText>
-      </w:r>
-      <w:r>
-        <w:fldChar w:fldCharType="separate"/>
-      </w:r>
-      <w:r>
-        <w:rPr>
-          <w:highlight w:val="cyan"/>
-        </w:rPr>
-        <w:t>https:/</w:t>
-      </w:r>
-      <w:r>
-        <w:t>/www.youtube.com/embed/wBx7f4PP8RE?si=D6mtAMNMLlk3aH8H</w:t>
-      </w:r>
-      <w:r>
-        <w:fldChar w:fldCharType="end"/>
-      </w:r>
-      <w:r>
-        <w:t>"</w:t>
-      </w:r>
-    </w:p>
-    <w:p>
-      <w:r>
-        <w:t xml:space="preserve">    frameborder="0"</w:t>
-      </w:r>
-    </w:p>
-    <w:p>
-      <w:r>
-        <w:t xml:space="preserve">    allow="accelerometer; autoplay; clipboard-write; encrypted-media; gyroscope; picture-in-picture"</w:t>
-      </w:r>
-    </w:p>
-    <w:p>
-      <w:r>
-        <w:t xml:space="preserve">    allowfullscreen&gt;</w:t>
-      </w:r>
-    </w:p>
-    <w:p>
-      <w:r>
-        <w:t>&lt;/iframe&gt;</w:t>
-      </w:r>
-    </w:p>
-    <w:p/>
-    <w:p>
-      <w:r>
-        <w:fldChar w:fldCharType="begin"/>
-      </w:r>
-      <w:r>
-        <w:instrText xml:space="preserve"> REF vid4_caption \h </w:instrText>
-      </w:r>
-      <w:r>
-        <w:instrText xml:space="preserve"> \* MERGEFORMAT </w:instrText>
-      </w:r>
-      <w:r>
-        <w:fldChar w:fldCharType="separate"/>
-      </w:r>
-      <w:r>
-        <w:rPr>
-          <w:highlight w:val="cyan"/>
-        </w:rPr>
-        <w:t>Species abundance</w:t>
-      </w:r>
-      <w:r>
-        <w:t xml:space="preserve"> tools in Genstat</w:t>
-      </w:r>
-      <w:r>
-        <w:fldChar w:fldCharType="end"/>
-      </w:r>
-    </w:p>
-    <w:p>
-      <w:pPr>
-        <w:pStyle w:val="Heading6"/>
-      </w:pPr>
-      <w:r>
-        <w:t>::::</w:t>
-      </w:r>
-    </w:p>
-    <w:p/>
-    <w:p>
-      <w:pPr>
-        <w:pStyle w:val="Heading6"/>
-      </w:pPr>
-      <w:r>
-        <w:t>::::{grid-item-card}</w:t>
-      </w:r>
-      <w:r>
-        <w:t xml:space="preserve"> {{ ref_intext_</w:t>
-      </w:r>
-      <w:r>
-        <w:fldChar w:fldCharType="begin"/>
-      </w:r>
-      <w:r>
-        <w:instrText xml:space="preserve"> REF vid5_ref_id \h  \* MERGEFORMAT </w:instrText>
-      </w:r>
-      <w:r>
-        <w:fldChar w:fldCharType="separate"/>
-      </w:r>
-      <w:r>
-        <w:rPr>
-          <w:highlight w:val="cyan"/>
-        </w:rPr>
-        <w:t>baylor_tutoring_center</w:t>
-      </w:r>
-      <w:r>
-        <w:rPr>
-          <w:shd w:val="clear" w:color="auto" w:fill="FFFFFF"/>
-        </w:rPr>
-        <w:t>_2021</w:t>
-      </w:r>
-      <w:r>
-        <w:fldChar w:fldCharType="end"/>
-      </w:r>
-      <w:r>
-        <w:t xml:space="preserve"> }}</w:t>
-      </w:r>
-    </w:p>
-    <w:p>
-      <w:pPr>
-        <w:pStyle w:val="Heading6"/>
-      </w:pPr>
-    </w:p>
-    <w:p>
-      <w:r>
-        <w:t xml:space="preserve">&lt;iframe </w:t>
-      </w:r>
-    </w:p>
-    <w:p>
-      <w:r>
-        <w:t xml:space="preserve">    width="100%"</w:t>
-      </w:r>
-    </w:p>
-    <w:p>
-      <w:r>
-        <w:t xml:space="preserve">    height="300"</w:t>
-      </w:r>
-    </w:p>
-    <w:p>
-      <w:r>
-        <w:t xml:space="preserve">    src="</w:t>
-      </w:r>
-      <w:r>
-        <w:fldChar w:fldCharType="begin"/>
-      </w:r>
-      <w:r>
-        <w:instrText xml:space="preserve"> REF vid5_url \h </w:instrText>
-      </w:r>
-      <w:r>
-        <w:instrText xml:space="preserve"> \* MERGEFORMAT </w:instrText>
-      </w:r>
-      <w:r>
-        <w:fldChar w:fldCharType="separate"/>
-      </w:r>
-      <w:r>
-        <w:rPr>
-          <w:highlight w:val="cyan"/>
-        </w:rPr>
-        <w:t>https:/</w:t>
-      </w:r>
-      <w:r>
-        <w:t>/www.youtube.com/embed/UXJ0r4hjbqI?si=gYR6rOmIMgyibyvR</w:t>
-      </w:r>
-      <w:r>
-        <w:fldChar w:fldCharType="end"/>
-      </w:r>
-      <w:r>
-        <w:t>"</w:t>
-      </w:r>
-    </w:p>
-    <w:p>
-      <w:r>
-        <w:t xml:space="preserve">    frameborder="0"</w:t>
-      </w:r>
-    </w:p>
-    <w:p>
-      <w:r>
-        <w:t xml:space="preserve">    allow="accelerometer; autoplay; clipboard-write; encrypted-media; gyroscope; picture-in-picture"</w:t>
-      </w:r>
-    </w:p>
-    <w:p>
-      <w:r>
-        <w:lastRenderedPageBreak/>
-        <w:t xml:space="preserve">    allowfullscreen&gt;</w:t>
-      </w:r>
-    </w:p>
-    <w:p>
-      <w:r>
-        <w:t>&lt;/iframe&gt;</w:t>
-      </w:r>
-    </w:p>
-    <w:p/>
-    <w:p>
-      <w:r>
-        <w:rPr>
-          <w:highlight w:val="cyan"/>
-        </w:rPr>
-        <w:fldChar w:fldCharType="begin"/>
-      </w:r>
-      <w:r>
-        <w:instrText xml:space="preserve"> REF vid5_caption \h </w:instrText>
-      </w:r>
-      <w:r>
-        <w:rPr>
-          <w:highlight w:val="cyan"/>
-        </w:rPr>
-        <w:instrText xml:space="preserve"> \* MERGEFORMAT </w:instrText>
-      </w:r>
-      <w:r>
-        <w:rPr>
-          <w:highlight w:val="cyan"/>
-        </w:rPr>
-      </w:r>
-      <w:r>
-        <w:rPr>
-          <w:highlight w:val="cyan"/>
-        </w:rPr>
-        <w:fldChar w:fldCharType="separate"/>
-      </w:r>
-      <w:r>
-        <w:rPr>
-          <w:highlight w:val="cyan"/>
-        </w:rPr>
-        <w:t>Species Diversity</w:t>
-      </w:r>
-      <w:r>
-        <w:t xml:space="preserve"> and Species Richness</w:t>
-      </w:r>
-      <w:r>
-        <w:rPr>
-          <w:highlight w:val="cyan"/>
-        </w:rPr>
-        <w:fldChar w:fldCharType="end"/>
-      </w:r>
-    </w:p>
-    <w:p>
-      <w:pPr>
-        <w:pStyle w:val="Heading6"/>
-      </w:pPr>
-      <w:r>
-        <w:t>::::</w:t>
-      </w:r>
-    </w:p>
-    <w:p/>
-    <w:p>
-      <w:pPr>
-        <w:pStyle w:val="Heading6"/>
-      </w:pPr>
-      <w:r>
-        <w:t>::::{grid-item-card}</w:t>
-      </w:r>
-      <w:r>
-        <w:t xml:space="preserve"> {{ ref_intext_</w:t>
-      </w:r>
-      <w:r>
-        <w:fldChar w:fldCharType="begin"/>
-      </w:r>
-      <w:r>
-        <w:instrText xml:space="preserve"> REF vid6_ref_id \h </w:instrText>
-      </w:r>
-      <w:r>
-        <w:instrText xml:space="preserve"> \* MERGEFORMAT </w:instrText>
-      </w:r>
-      <w:r>
-        <w:fldChar w:fldCharType="separate"/>
-      </w:r>
-      <w:r>
-        <w:rPr>
-          <w:highlight w:val="cyan"/>
-        </w:rPr>
-        <w:t>styring_2020a</w:t>
-      </w:r>
-      <w:r>
-        <w:fldChar w:fldCharType="end"/>
-      </w:r>
-      <w:r>
-        <w:t xml:space="preserve"> }}</w:t>
-      </w:r>
-    </w:p>
-    <w:p>
-      <w:r>
-        <w:t xml:space="preserve">&lt;iframe </w:t>
-      </w:r>
-    </w:p>
-    <w:p>
-      <w:r>
-        <w:t xml:space="preserve">    width="100%"</w:t>
-      </w:r>
-    </w:p>
-    <w:p>
-      <w:r>
-        <w:t xml:space="preserve">    height="300"</w:t>
-      </w:r>
-    </w:p>
-    <w:p>
-      <w:r>
-        <w:t xml:space="preserve">    src="</w:t>
-      </w:r>
-      <w:r>
-        <w:rPr>
-          <w:highlight w:val="cyan"/>
-        </w:rPr>
-        <w:fldChar w:fldCharType="begin"/>
-      </w:r>
-      <w:r>
-        <w:rPr>
-          <w:highlight w:val="cyan"/>
-        </w:rPr>
-        <w:instrText xml:space="preserve"> REF vid6_url \h  \* MERGEFORMAT </w:instrText>
-      </w:r>
-      <w:r>
-        <w:rPr>
-          <w:highlight w:val="cyan"/>
-        </w:rPr>
-      </w:r>
-      <w:r>
-        <w:rPr>
-          <w:highlight w:val="cyan"/>
-        </w:rPr>
-        <w:fldChar w:fldCharType="separate"/>
-      </w:r>
-      <w:r>
-        <w:rPr>
-          <w:highlight w:val="cyan"/>
-        </w:rPr>
-        <w:t>https:/</w:t>
-      </w:r>
-      <w:r>
-        <w:t>/www.youtube.com/embed/KBByV3kR3IA?si=RPcG1lFQ-v0Shwaw</w:t>
-      </w:r>
-      <w:r>
-        <w:rPr>
-          <w:highlight w:val="cyan"/>
-        </w:rPr>
-        <w:fldChar w:fldCharType="end"/>
-      </w:r>
-      <w:r>
-        <w:t>"</w:t>
-      </w:r>
-    </w:p>
-    <w:p>
-      <w:r>
-        <w:t xml:space="preserve">    frameborder="0"</w:t>
-      </w:r>
-    </w:p>
-    <w:p>
-      <w:r>
-        <w:t xml:space="preserve">    allow="accelerometer; autoplay; clipboard-write; encrypted-media; gyroscope; picture-in-picture"</w:t>
-      </w:r>
-    </w:p>
-    <w:p>
-      <w:r>
-        <w:t xml:space="preserve">    allowfullscreen&gt;</w:t>
-      </w:r>
-    </w:p>
-    <w:p>
-      <w:r>
-        <w:t>&lt;/iframe&gt;</w:t>
-      </w:r>
-    </w:p>
-    <w:p/>
-    <w:p>
-      <w:r>
-        <w:rPr>
-          <w:highlight w:val="cyan"/>
-        </w:rPr>
-        <w:fldChar w:fldCharType="begin"/>
-      </w:r>
-      <w:r>
         <w:instrText xml:space="preserve"> REF vid6_caption \h </w:instrText>
       </w:r>
       <w:r>
@@ -11527,16 +11688,151 @@
     <w:p/>
     <w:p>
       <w:r>
+        <w:fldChar w:fldCharType="begin"/>
+      </w:r>
+      <w:r>
+        <w:instrText xml:space="preserve"> REF shiny_caption \h </w:instrText>
+      </w:r>
+      <w:r>
+        <w:instrText xml:space="preserve"> \* MERGEFORMAT </w:instrText>
+      </w:r>
+      <w:r>
+        <w:fldChar w:fldCharType="separate"/>
+      </w:r>
+      <w:r>
+        <w:t>Software for interpolation and extrapolation of species diversity.&lt;br&gt;&lt;br&gt;{{ ref_bib_chao</w:t>
+      </w:r>
+      <w:r>
+        <w:t>_et_al_201</w:t>
+      </w:r>
+      <w:r>
+        <w:t>6 }}</w:t>
+      </w:r>
+      <w:r>
+        <w:fldChar w:fldCharType="end"/>
+      </w:r>
+    </w:p>
+    <w:p/>
+    <w:p>
+      <w:r>
+        <w:t xml:space="preserve">&lt;iframe </w:t>
+      </w:r>
+    </w:p>
+    <w:p>
+      <w:r>
+        <w:t xml:space="preserve">    width="100%"</w:t>
+      </w:r>
+    </w:p>
+    <w:p>
+      <w:r>
+        <w:t xml:space="preserve">    height="900"</w:t>
+      </w:r>
+    </w:p>
+    <w:p>
+      <w:r>
+        <w:t xml:space="preserve">    src="</w:t>
+      </w:r>
+      <w:r>
+        <w:fldChar w:fldCharType="begin"/>
+      </w:r>
+      <w:r>
+        <w:instrText xml:space="preserve"> REF shiny_url \h </w:instrText>
+      </w:r>
+      <w:r>
+        <w:instrText xml:space="preserve"> \* MERGEFORMAT </w:instrText>
+      </w:r>
+      <w:r>
+        <w:fldChar w:fldCharType="separate"/>
+      </w:r>
+      <w:r>
+        <w:t>https://chao.shinyapps.io/iNEXTOnline</w:t>
+      </w:r>
+      <w:r>
+        <w:fldChar w:fldCharType="end"/>
+      </w:r>
+      <w:r>
+        <w:t>"</w:t>
+      </w:r>
+    </w:p>
+    <w:p>
+      <w:r>
+        <w:t xml:space="preserve">    frameborder="0" </w:t>
+      </w:r>
+    </w:p>
+    <w:p>
+      <w:r>
+        <w:t xml:space="preserve">    allow="accelerometer; autoplay; clipboard-write; encrypted-media; gyroscope; picture-in-picture"</w:t>
+      </w:r>
+    </w:p>
+    <w:p>
+      <w:r>
+        <w:t xml:space="preserve">    allowfullscreen&gt;</w:t>
+      </w:r>
+    </w:p>
+    <w:p>
+      <w:r>
+        <w:t>&lt;/iframe&gt;</w:t>
+      </w:r>
+    </w:p>
+    <w:p>
+      <w:pPr>
+        <w:pStyle w:val="Heading5"/>
+      </w:pPr>
+      <w:r>
+        <w:t>:::::--&gt;</w:t>
+      </w:r>
+    </w:p>
+    <w:p>
+      <w:r>
+        <w:t>&lt;!--ALT--&gt;</w:t>
+      </w:r>
+    </w:p>
+    <w:p>
+      <w:r>
+        <w:t>&lt;!--</w:t>
+      </w:r>
+    </w:p>
+    <w:p>
+      <w:pPr>
+        <w:pStyle w:val="Heading5"/>
+      </w:pPr>
+      <w:r>
         <w:lastRenderedPageBreak/>
+        <w:t>:::::{card}</w:t>
+      </w:r>
+    </w:p>
+    <w:p>
+      <w:r>
+        <w:t xml:space="preserve">::::{dropdown} </w:t>
+      </w:r>
+      <w:r>
         <w:fldChar w:fldCharType="begin"/>
       </w:r>
       <w:r>
+        <w:instrText xml:space="preserve"> REF shiny_name \h </w:instrText>
+      </w:r>
+      <w:r>
+        <w:fldChar w:fldCharType="separate"/>
+      </w:r>
+      <w:r>
+        <w:t>iNext Online</w:t>
+      </w:r>
+      <w:r>
+        <w:fldChar w:fldCharType="end"/>
+      </w:r>
+      <w:r>
+        <w:t xml:space="preserve"> </w:t>
+      </w:r>
+    </w:p>
+    <w:p/>
+    <w:p>
+      <w:r>
+        <w:fldChar w:fldCharType="begin"/>
+      </w:r>
+      <w:r>
         <w:instrText xml:space="preserve"> REF shiny_caption \h </w:instrText>
       </w:r>
       <w:r>
-        <w:instrText xml:space="preserve"> \* MERGEFORMAT </w:instrText>
-      </w:r>
-      <w:r>
         <w:fldChar w:fldCharType="separate"/>
       </w:r>
       <w:r>
@@ -11579,9 +11875,6 @@
         <w:instrText xml:space="preserve"> REF shiny_url \h </w:instrText>
       </w:r>
       <w:r>
-        <w:instrText xml:space="preserve"> \* MERGEFORMAT </w:instrText>
-      </w:r>
-      <w:r>
         <w:fldChar w:fldCharType="separate"/>
       </w:r>
       <w:r>
@@ -11614,269 +11907,137 @@
         <w:t>&lt;/iframe&gt;</w:t>
       </w:r>
     </w:p>
+    <w:p/>
+    <w:p>
+      <w:r>
+        <w:t>::::</w:t>
+      </w:r>
+    </w:p>
+    <w:p/>
+    <w:p>
+      <w:r>
+        <w:t xml:space="preserve">::::{dropdown} </w:t>
+      </w:r>
+      <w:r>
+        <w:fldChar w:fldCharType="begin"/>
+      </w:r>
+      <w:r>
+        <w:instrText xml:space="preserve"> REF shiny_name2 \h </w:instrText>
+      </w:r>
+      <w:r>
+        <w:fldChar w:fldCharType="separate"/>
+      </w:r>
+      <w:r>
+        <w:t>Visualizing Biodiversity in \[U.S.\] National Parks</w:t>
+      </w:r>
+      <w:r>
+        <w:fldChar w:fldCharType="end"/>
+      </w:r>
+    </w:p>
+    <w:p/>
+    <w:p>
+      <w:r>
+        <w:fldChar w:fldCharType="begin"/>
+      </w:r>
+      <w:r>
+        <w:instrText xml:space="preserve"> REF shiny_caption2 \h </w:instrText>
+      </w:r>
+      <w:r>
+        <w:fldChar w:fldCharType="separate"/>
+      </w:r>
+      <w:r>
+        <w:t>'</w:t>
+      </w:r>
+      <w:r>
+        <w:t>Biodiversity in National Parks is an app that let you visualize Kaggle’s biodiversity dataset. By using the National Park Service database of animal and plant species, the application offers a graphical representation of the data with maps and charts</w:t>
+      </w:r>
+      <w:r>
+        <w:t>'&lt;br&gt;&lt;br&gt;{{ ref_bib_b</w:t>
+      </w:r>
+      <w:r>
+        <w:t>enedetti</w:t>
+      </w:r>
+      <w:r>
+        <w:t>_20</w:t>
+      </w:r>
+      <w:r>
+        <w:t>24 }}</w:t>
+      </w:r>
+      <w:r>
+        <w:fldChar w:fldCharType="end"/>
+      </w:r>
+    </w:p>
+    <w:p/>
+    <w:p>
+      <w:r>
+        <w:t xml:space="preserve">&lt;iframe </w:t>
+      </w:r>
+      <w:r>
+        <w:fldChar w:fldCharType="begin"/>
+      </w:r>
+      <w:r>
+        <w:instrText xml:space="preserve"> REF shiny_url2 \h </w:instrText>
+      </w:r>
+      <w:r>
+        <w:fldChar w:fldCharType="separate"/>
+      </w:r>
+      <w:r>
+        <w:rPr>
+          <w:sz w:val="22"/>
+          <w:szCs w:val="22"/>
+        </w:rPr>
+        <w:t>https://abenedetti.shinyapps.io/bioNPS/</w:t>
+      </w:r>
+      <w:r>
+        <w:fldChar w:fldCharType="end"/>
+      </w:r>
+    </w:p>
+    <w:p>
+      <w:r>
+        <w:t xml:space="preserve">    width="100%"</w:t>
+      </w:r>
+    </w:p>
+    <w:p>
+      <w:r>
+        <w:t xml:space="preserve">    height="900"</w:t>
+      </w:r>
+    </w:p>
+    <w:p>
+      <w:r>
+        <w:t xml:space="preserve">    src=""</w:t>
+      </w:r>
+    </w:p>
+    <w:p>
+      <w:r>
+        <w:t xml:space="preserve">    frameborder="0" </w:t>
+      </w:r>
+    </w:p>
+    <w:p>
+      <w:r>
+        <w:t xml:space="preserve">    allow="accelerometer; autoplay; clipboard-write; encrypted-media; gyroscope; picture-in-picture"</w:t>
+      </w:r>
+    </w:p>
+    <w:p>
+      <w:r>
+        <w:t xml:space="preserve">    allowfullscreen&gt;</w:t>
+      </w:r>
+    </w:p>
+    <w:p>
+      <w:r>
+        <w:t>&lt;/iframe&gt;</w:t>
+      </w:r>
+    </w:p>
+    <w:p>
+      <w:r>
+        <w:t>::::</w:t>
+      </w:r>
+    </w:p>
     <w:p>
       <w:pPr>
         <w:pStyle w:val="Heading5"/>
       </w:pPr>
       <w:r>
-        <w:t>:::::--&gt;</w:t>
-      </w:r>
-    </w:p>
-    <w:p>
-      <w:r>
-        <w:t>&lt;!--ALT--&gt;</w:t>
-      </w:r>
-    </w:p>
-    <w:p>
-      <w:r>
-        <w:t>&lt;!--</w:t>
-      </w:r>
-    </w:p>
-    <w:p>
-      <w:pPr>
-        <w:pStyle w:val="Heading5"/>
-      </w:pPr>
-      <w:r>
-        <w:t>:::::{card}</w:t>
-      </w:r>
-    </w:p>
-    <w:p>
-      <w:r>
-        <w:t xml:space="preserve">::::{dropdown} </w:t>
-      </w:r>
-      <w:r>
-        <w:fldChar w:fldCharType="begin"/>
-      </w:r>
-      <w:r>
-        <w:instrText xml:space="preserve"> REF shiny_name \h </w:instrText>
-      </w:r>
-      <w:r>
-        <w:fldChar w:fldCharType="separate"/>
-      </w:r>
-      <w:r>
-        <w:t>iNext Online</w:t>
-      </w:r>
-      <w:r>
-        <w:fldChar w:fldCharType="end"/>
-      </w:r>
-      <w:r>
-        <w:t xml:space="preserve"> </w:t>
-      </w:r>
-    </w:p>
-    <w:p/>
-    <w:p>
-      <w:r>
-        <w:fldChar w:fldCharType="begin"/>
-      </w:r>
-      <w:r>
-        <w:instrText xml:space="preserve"> REF shiny_caption \h </w:instrText>
-      </w:r>
-      <w:r>
-        <w:fldChar w:fldCharType="separate"/>
-      </w:r>
-      <w:r>
-        <w:t>Software for interpolation and extrapolation of species diversity.&lt;br&gt;&lt;br&gt;{{ ref_bib_chao</w:t>
-      </w:r>
-      <w:r>
-        <w:t>_et_al_201</w:t>
-      </w:r>
-      <w:r>
-        <w:t>6 }}</w:t>
-      </w:r>
-      <w:r>
-        <w:fldChar w:fldCharType="end"/>
-      </w:r>
-    </w:p>
-    <w:p/>
-    <w:p>
-      <w:r>
-        <w:t xml:space="preserve">&lt;iframe </w:t>
-      </w:r>
-    </w:p>
-    <w:p>
-      <w:r>
-        <w:t xml:space="preserve">    width="100%"</w:t>
-      </w:r>
-    </w:p>
-    <w:p>
-      <w:r>
-        <w:t xml:space="preserve">    height="900"</w:t>
-      </w:r>
-    </w:p>
-    <w:p>
-      <w:r>
-        <w:t xml:space="preserve">    src="</w:t>
-      </w:r>
-      <w:r>
-        <w:fldChar w:fldCharType="begin"/>
-      </w:r>
-      <w:r>
-        <w:instrText xml:space="preserve"> REF shiny_url \h </w:instrText>
-      </w:r>
-      <w:r>
-        <w:fldChar w:fldCharType="separate"/>
-      </w:r>
-      <w:r>
-        <w:t>https://chao.shinyapps.io/iNEXTOnline</w:t>
-      </w:r>
-      <w:r>
-        <w:fldChar w:fldCharType="end"/>
-      </w:r>
-      <w:r>
-        <w:t>"</w:t>
-      </w:r>
-    </w:p>
-    <w:p>
-      <w:r>
-        <w:t xml:space="preserve">    frameborder="0" </w:t>
-      </w:r>
-    </w:p>
-    <w:p>
-      <w:r>
-        <w:t xml:space="preserve">    allow="accelerometer; autoplay; clipboard-write; encrypted-media; gyroscope; picture-in-picture"</w:t>
-      </w:r>
-    </w:p>
-    <w:p>
-      <w:r>
-        <w:t xml:space="preserve">    allowfullscreen&gt;</w:t>
-      </w:r>
-    </w:p>
-    <w:p>
-      <w:r>
-        <w:t>&lt;/iframe&gt;</w:t>
-      </w:r>
-    </w:p>
-    <w:p/>
-    <w:p>
-      <w:r>
-        <w:t>::::</w:t>
-      </w:r>
-    </w:p>
-    <w:p/>
-    <w:p>
-      <w:r>
-        <w:t xml:space="preserve">::::{dropdown} </w:t>
-      </w:r>
-      <w:r>
-        <w:fldChar w:fldCharType="begin"/>
-      </w:r>
-      <w:r>
-        <w:instrText xml:space="preserve"> REF shiny_name2 \h </w:instrText>
-      </w:r>
-      <w:r>
-        <w:fldChar w:fldCharType="separate"/>
-      </w:r>
-      <w:r>
-        <w:t>Visualizing Biodiversity in \[U.S.\] National Parks</w:t>
-      </w:r>
-      <w:r>
-        <w:fldChar w:fldCharType="end"/>
-      </w:r>
-    </w:p>
-    <w:p/>
-    <w:p>
-      <w:r>
         <w:lastRenderedPageBreak/>
-        <w:fldChar w:fldCharType="begin"/>
-      </w:r>
-      <w:r>
-        <w:instrText xml:space="preserve"> REF shiny_caption2 \h </w:instrText>
-      </w:r>
-      <w:r>
-        <w:fldChar w:fldCharType="separate"/>
-      </w:r>
-      <w:r>
-        <w:t>'</w:t>
-      </w:r>
-      <w:r>
-        <w:t>Biodiversity in National Parks is an app that let you visualize Kaggle’s biodiversity dataset. By using the National Park Service database of animal and plant species, the application offers a graphical representation of the data with maps and charts</w:t>
-      </w:r>
-      <w:r>
-        <w:t>'&lt;br&gt;&lt;br&gt;{{ ref_bib_b</w:t>
-      </w:r>
-      <w:r>
-        <w:t>enedetti</w:t>
-      </w:r>
-      <w:r>
-        <w:t>_20</w:t>
-      </w:r>
-      <w:r>
-        <w:t>24 }}</w:t>
-      </w:r>
-      <w:r>
-        <w:fldChar w:fldCharType="end"/>
-      </w:r>
-    </w:p>
-    <w:p/>
-    <w:p>
-      <w:r>
-        <w:t xml:space="preserve">&lt;iframe </w:t>
-      </w:r>
-      <w:r>
-        <w:fldChar w:fldCharType="begin"/>
-      </w:r>
-      <w:r>
-        <w:instrText xml:space="preserve"> REF shiny_url2 \h </w:instrText>
-      </w:r>
-      <w:r>
-        <w:fldChar w:fldCharType="separate"/>
-      </w:r>
-      <w:r>
-        <w:rPr>
-          <w:sz w:val="22"/>
-          <w:szCs w:val="22"/>
-        </w:rPr>
-        <w:t>https://abenedetti.shinyapps.io/bioNPS/</w:t>
-      </w:r>
-      <w:r>
-        <w:fldChar w:fldCharType="end"/>
-      </w:r>
-    </w:p>
-    <w:p>
-      <w:r>
-        <w:t xml:space="preserve">    width="100%"</w:t>
-      </w:r>
-    </w:p>
-    <w:p>
-      <w:r>
-        <w:t xml:space="preserve">    height="900"</w:t>
-      </w:r>
-    </w:p>
-    <w:p>
-      <w:r>
-        <w:t xml:space="preserve">    src=""</w:t>
-      </w:r>
-    </w:p>
-    <w:p>
-      <w:r>
-        <w:t xml:space="preserve">    frameborder="0" </w:t>
-      </w:r>
-    </w:p>
-    <w:p>
-      <w:r>
-        <w:t xml:space="preserve">    allow="accelerometer; autoplay; clipboard-write; encrypted-media; gyroscope; picture-in-picture"</w:t>
-      </w:r>
-    </w:p>
-    <w:p>
-      <w:r>
-        <w:t xml:space="preserve">    allowfullscreen&gt;</w:t>
-      </w:r>
-    </w:p>
-    <w:p>
-      <w:r>
-        <w:t>&lt;/iframe&gt;</w:t>
-      </w:r>
-    </w:p>
-    <w:p>
-      <w:r>
-        <w:t>::::</w:t>
-      </w:r>
-    </w:p>
-    <w:p>
-      <w:pPr>
-        <w:pStyle w:val="Heading5"/>
-      </w:pPr>
-      <w:r>
         <w:t>:::::--&gt;</w:t>
       </w:r>
     </w:p>
@@ -13524,6 +13685,1134 @@
         <w:rPr>
           <w:szCs w:val="22"/>
         </w:rPr>
+        <w:t xml:space="preserve">| </w:t>
+      </w:r>
+      <w:r>
+        <w:rPr>
+          <w:szCs w:val="22"/>
+        </w:rPr>
+        <w:fldChar w:fldCharType="begin"/>
+      </w:r>
+      <w:r>
+        <w:rPr>
+          <w:szCs w:val="22"/>
+        </w:rPr>
+        <w:instrText xml:space="preserve"> REF resource7_type \h  \* MERGEFORMAT </w:instrText>
+      </w:r>
+      <w:r>
+        <w:rPr>
+          <w:szCs w:val="22"/>
+        </w:rPr>
+      </w:r>
+      <w:r>
+        <w:rPr>
+          <w:szCs w:val="22"/>
+        </w:rPr>
+        <w:fldChar w:fldCharType="separate"/>
+      </w:r>
+      <w:r>
+        <w:rPr>
+          <w:rFonts w:eastAsiaTheme="minorHAnsi"/>
+          <w:szCs w:val="22"/>
+        </w:rPr>
+        <w:t>resource7_type</w:t>
+      </w:r>
+      <w:r>
+        <w:rPr>
+          <w:szCs w:val="22"/>
+        </w:rPr>
+        <w:fldChar w:fldCharType="end"/>
+      </w:r>
+      <w:r>
+        <w:rPr>
+          <w:szCs w:val="22"/>
+        </w:rPr>
+        <w:t xml:space="preserve"> | </w:t>
+      </w:r>
+      <w:r>
+        <w:rPr>
+          <w:szCs w:val="22"/>
+        </w:rPr>
+        <w:fldChar w:fldCharType="begin"/>
+      </w:r>
+      <w:r>
+        <w:rPr>
+          <w:szCs w:val="22"/>
+        </w:rPr>
+        <w:instrText xml:space="preserve"> REF resource7_name \h  \* MERGEFORMAT </w:instrText>
+      </w:r>
+      <w:r>
+        <w:rPr>
+          <w:szCs w:val="22"/>
+        </w:rPr>
+      </w:r>
+      <w:r>
+        <w:rPr>
+          <w:szCs w:val="22"/>
+        </w:rPr>
+        <w:fldChar w:fldCharType="separate"/>
+      </w:r>
+      <w:r>
+        <w:rPr>
+          <w:rFonts w:eastAsiaTheme="minorHAnsi"/>
+          <w:szCs w:val="22"/>
+        </w:rPr>
+        <w:t>resource7_name</w:t>
+      </w:r>
+      <w:r>
+        <w:rPr>
+          <w:szCs w:val="22"/>
+        </w:rPr>
+        <w:fldChar w:fldCharType="end"/>
+      </w:r>
+      <w:r>
+        <w:rPr>
+          <w:szCs w:val="22"/>
+        </w:rPr>
+        <w:t xml:space="preserve"> | </w:t>
+      </w:r>
+      <w:r>
+        <w:rPr>
+          <w:szCs w:val="22"/>
+        </w:rPr>
+        <w:fldChar w:fldCharType="begin"/>
+      </w:r>
+      <w:r>
+        <w:rPr>
+          <w:szCs w:val="22"/>
+        </w:rPr>
+        <w:instrText xml:space="preserve"> REF resource7_note \h  \* MERGEFORMAT </w:instrText>
+      </w:r>
+      <w:r>
+        <w:rPr>
+          <w:szCs w:val="22"/>
+        </w:rPr>
+      </w:r>
+      <w:r>
+        <w:rPr>
+          <w:szCs w:val="22"/>
+        </w:rPr>
+        <w:fldChar w:fldCharType="separate"/>
+      </w:r>
+      <w:r>
+        <w:rPr>
+          <w:szCs w:val="22"/>
+        </w:rPr>
+        <w:t>resource7</w:t>
+      </w:r>
+      <w:r>
+        <w:t>_note</w:t>
+      </w:r>
+      <w:r>
+        <w:rPr>
+          <w:szCs w:val="22"/>
+        </w:rPr>
+        <w:fldChar w:fldCharType="end"/>
+      </w:r>
+      <w:r>
+        <w:rPr>
+          <w:szCs w:val="22"/>
+        </w:rPr>
+        <w:t xml:space="preserve"> | </w:t>
+      </w:r>
+      <w:r>
+        <w:rPr>
+          <w:szCs w:val="22"/>
+        </w:rPr>
+        <w:fldChar w:fldCharType="begin"/>
+      </w:r>
+      <w:r>
+        <w:rPr>
+          <w:szCs w:val="22"/>
+        </w:rPr>
+        <w:instrText xml:space="preserve"> REF resource7_url \h  \* MERGEFORMAT </w:instrText>
+      </w:r>
+      <w:r>
+        <w:rPr>
+          <w:szCs w:val="22"/>
+        </w:rPr>
+      </w:r>
+      <w:r>
+        <w:rPr>
+          <w:szCs w:val="22"/>
+        </w:rPr>
+        <w:fldChar w:fldCharType="separate"/>
+      </w:r>
+      <w:r>
+        <w:rPr>
+          <w:rFonts w:eastAsiaTheme="minorHAnsi"/>
+          <w:szCs w:val="22"/>
+        </w:rPr>
+        <w:t>resource7_url</w:t>
+      </w:r>
+      <w:r>
+        <w:rPr>
+          <w:szCs w:val="22"/>
+        </w:rPr>
+        <w:fldChar w:fldCharType="end"/>
+      </w:r>
+      <w:r>
+        <w:rPr>
+          <w:szCs w:val="22"/>
+        </w:rPr>
+        <w:t xml:space="preserve"> | {{ ref_bib_</w:t>
+      </w:r>
+      <w:r>
+        <w:rPr>
+          <w:szCs w:val="22"/>
+        </w:rPr>
+        <w:fldChar w:fldCharType="begin"/>
+      </w:r>
+      <w:r>
+        <w:rPr>
+          <w:szCs w:val="22"/>
+        </w:rPr>
+        <w:instrText xml:space="preserve"> REF resource7_ref_id \h  \* MERGEFORMAT </w:instrText>
+      </w:r>
+      <w:r>
+        <w:rPr>
+          <w:szCs w:val="22"/>
+        </w:rPr>
+      </w:r>
+      <w:r>
+        <w:rPr>
+          <w:szCs w:val="22"/>
+        </w:rPr>
+        <w:fldChar w:fldCharType="separate"/>
+      </w:r>
+      <w:r>
+        <w:rPr>
+          <w:szCs w:val="22"/>
+        </w:rPr>
+        <w:t>resource7_ref_id</w:t>
+      </w:r>
+      <w:r>
+        <w:rPr>
+          <w:szCs w:val="22"/>
+        </w:rPr>
+        <w:fldChar w:fldCharType="end"/>
+      </w:r>
+      <w:r>
+        <w:rPr>
+          <w:szCs w:val="22"/>
+        </w:rPr>
+        <w:t xml:space="preserve"> }} |</w:t>
+      </w:r>
+    </w:p>
+    <w:p>
+      <w:pPr>
+        <w:rPr>
+          <w:szCs w:val="22"/>
+        </w:rPr>
+      </w:pPr>
+      <w:r>
+        <w:rPr>
+          <w:szCs w:val="22"/>
+        </w:rPr>
+        <w:t xml:space="preserve">| </w:t>
+      </w:r>
+      <w:r>
+        <w:rPr>
+          <w:szCs w:val="22"/>
+        </w:rPr>
+        <w:fldChar w:fldCharType="begin"/>
+      </w:r>
+      <w:r>
+        <w:rPr>
+          <w:szCs w:val="22"/>
+        </w:rPr>
+        <w:instrText xml:space="preserve"> REF resource8_type \h  \* MERGEFORMAT </w:instrText>
+      </w:r>
+      <w:r>
+        <w:rPr>
+          <w:szCs w:val="22"/>
+        </w:rPr>
+      </w:r>
+      <w:r>
+        <w:rPr>
+          <w:szCs w:val="22"/>
+        </w:rPr>
+        <w:fldChar w:fldCharType="separate"/>
+      </w:r>
+      <w:r>
+        <w:rPr>
+          <w:szCs w:val="22"/>
+        </w:rPr>
+        <w:t>resource8_</w:t>
+      </w:r>
+      <w:r>
+        <w:t>type</w:t>
+      </w:r>
+      <w:r>
+        <w:rPr>
+          <w:szCs w:val="22"/>
+        </w:rPr>
+        <w:fldChar w:fldCharType="end"/>
+      </w:r>
+      <w:r>
+        <w:rPr>
+          <w:szCs w:val="22"/>
+        </w:rPr>
+        <w:t xml:space="preserve"> | </w:t>
+      </w:r>
+      <w:r>
+        <w:rPr>
+          <w:szCs w:val="22"/>
+        </w:rPr>
+        <w:fldChar w:fldCharType="begin"/>
+      </w:r>
+      <w:r>
+        <w:rPr>
+          <w:szCs w:val="22"/>
+        </w:rPr>
+        <w:instrText xml:space="preserve"> REF resource8_name \h  \* MERGEFORMAT </w:instrText>
+      </w:r>
+      <w:r>
+        <w:rPr>
+          <w:szCs w:val="22"/>
+        </w:rPr>
+      </w:r>
+      <w:r>
+        <w:rPr>
+          <w:szCs w:val="22"/>
+        </w:rPr>
+        <w:fldChar w:fldCharType="separate"/>
+      </w:r>
+      <w:r>
+        <w:rPr>
+          <w:szCs w:val="22"/>
+        </w:rPr>
+        <w:t>resource8</w:t>
+      </w:r>
+      <w:r>
+        <w:rPr>
+          <w:rFonts w:eastAsiaTheme="minorHAnsi"/>
+          <w:szCs w:val="22"/>
+        </w:rPr>
+        <w:t>_name</w:t>
+      </w:r>
+      <w:r>
+        <w:rPr>
+          <w:szCs w:val="22"/>
+        </w:rPr>
+        <w:fldChar w:fldCharType="end"/>
+      </w:r>
+      <w:r>
+        <w:rPr>
+          <w:szCs w:val="22"/>
+        </w:rPr>
+        <w:t xml:space="preserve"> | </w:t>
+      </w:r>
+      <w:r>
+        <w:rPr>
+          <w:szCs w:val="22"/>
+        </w:rPr>
+        <w:fldChar w:fldCharType="begin"/>
+      </w:r>
+      <w:r>
+        <w:rPr>
+          <w:szCs w:val="22"/>
+        </w:rPr>
+        <w:instrText xml:space="preserve"> REF resource8_note \h  \* MERGEFORMAT </w:instrText>
+      </w:r>
+      <w:r>
+        <w:rPr>
+          <w:szCs w:val="22"/>
+        </w:rPr>
+      </w:r>
+      <w:r>
+        <w:rPr>
+          <w:szCs w:val="22"/>
+        </w:rPr>
+        <w:fldChar w:fldCharType="separate"/>
+      </w:r>
+      <w:r>
+        <w:rPr>
+          <w:rFonts w:eastAsiaTheme="minorHAnsi"/>
+          <w:szCs w:val="22"/>
+        </w:rPr>
+        <w:t>resource8_note</w:t>
+      </w:r>
+      <w:r>
+        <w:rPr>
+          <w:szCs w:val="22"/>
+        </w:rPr>
+        <w:fldChar w:fldCharType="end"/>
+      </w:r>
+      <w:r>
+        <w:rPr>
+          <w:szCs w:val="22"/>
+        </w:rPr>
+        <w:t xml:space="preserve"> | </w:t>
+      </w:r>
+      <w:r>
+        <w:rPr>
+          <w:szCs w:val="22"/>
+        </w:rPr>
+        <w:fldChar w:fldCharType="begin"/>
+      </w:r>
+      <w:r>
+        <w:rPr>
+          <w:szCs w:val="22"/>
+        </w:rPr>
+        <w:instrText xml:space="preserve"> REF resource8_url \h  \* MERGEFORMAT </w:instrText>
+      </w:r>
+      <w:r>
+        <w:rPr>
+          <w:szCs w:val="22"/>
+        </w:rPr>
+      </w:r>
+      <w:r>
+        <w:rPr>
+          <w:szCs w:val="22"/>
+        </w:rPr>
+        <w:fldChar w:fldCharType="separate"/>
+      </w:r>
+      <w:r>
+        <w:rPr>
+          <w:rFonts w:eastAsiaTheme="minorHAnsi"/>
+          <w:sz w:val="22"/>
+          <w:szCs w:val="22"/>
+        </w:rPr>
+        <w:t>resource8_url</w:t>
+      </w:r>
+      <w:r>
+        <w:rPr>
+          <w:szCs w:val="22"/>
+        </w:rPr>
+        <w:fldChar w:fldCharType="end"/>
+      </w:r>
+      <w:r>
+        <w:rPr>
+          <w:szCs w:val="22"/>
+        </w:rPr>
+        <w:t>| {{ ref_bib_</w:t>
+      </w:r>
+      <w:r>
+        <w:rPr>
+          <w:szCs w:val="22"/>
+        </w:rPr>
+        <w:fldChar w:fldCharType="begin"/>
+      </w:r>
+      <w:r>
+        <w:rPr>
+          <w:szCs w:val="22"/>
+        </w:rPr>
+        <w:instrText xml:space="preserve"> REF resource8_ref_id \h  \* MERGEFORMAT </w:instrText>
+      </w:r>
+      <w:r>
+        <w:rPr>
+          <w:szCs w:val="22"/>
+        </w:rPr>
+      </w:r>
+      <w:r>
+        <w:rPr>
+          <w:szCs w:val="22"/>
+        </w:rPr>
+        <w:fldChar w:fldCharType="separate"/>
+      </w:r>
+      <w:r>
+        <w:rPr>
+          <w:szCs w:val="22"/>
+        </w:rPr>
+        <w:t>resource8_ref_id</w:t>
+      </w:r>
+      <w:r>
+        <w:rPr>
+          <w:szCs w:val="22"/>
+        </w:rPr>
+        <w:fldChar w:fldCharType="end"/>
+      </w:r>
+      <w:r>
+        <w:rPr>
+          <w:szCs w:val="22"/>
+        </w:rPr>
+        <w:t>}} |</w:t>
+      </w:r>
+    </w:p>
+    <w:p>
+      <w:pPr>
+        <w:rPr>
+          <w:szCs w:val="22"/>
+        </w:rPr>
+      </w:pPr>
+      <w:r>
+        <w:rPr>
+          <w:szCs w:val="22"/>
+        </w:rPr>
+        <w:t xml:space="preserve">| </w:t>
+      </w:r>
+      <w:r>
+        <w:rPr>
+          <w:szCs w:val="22"/>
+        </w:rPr>
+        <w:fldChar w:fldCharType="begin"/>
+      </w:r>
+      <w:r>
+        <w:rPr>
+          <w:szCs w:val="22"/>
+        </w:rPr>
+        <w:instrText xml:space="preserve"> REF resource9_type \h  \* MERGEFORMAT </w:instrText>
+      </w:r>
+      <w:r>
+        <w:rPr>
+          <w:szCs w:val="22"/>
+        </w:rPr>
+      </w:r>
+      <w:r>
+        <w:rPr>
+          <w:szCs w:val="22"/>
+        </w:rPr>
+        <w:fldChar w:fldCharType="separate"/>
+      </w:r>
+      <w:r>
+        <w:rPr>
+          <w:rFonts w:eastAsiaTheme="minorHAnsi"/>
+          <w:szCs w:val="22"/>
+        </w:rPr>
+        <w:t>resource9_type</w:t>
+      </w:r>
+      <w:r>
+        <w:rPr>
+          <w:szCs w:val="22"/>
+        </w:rPr>
+        <w:fldChar w:fldCharType="end"/>
+      </w:r>
+      <w:r>
+        <w:rPr>
+          <w:szCs w:val="22"/>
+        </w:rPr>
+        <w:t xml:space="preserve"> </w:t>
+      </w:r>
+      <w:r>
+        <w:rPr>
+          <w:szCs w:val="22"/>
+        </w:rPr>
+        <w:t xml:space="preserve">| </w:t>
+      </w:r>
+      <w:r>
+        <w:rPr>
+          <w:szCs w:val="22"/>
+        </w:rPr>
+        <w:fldChar w:fldCharType="begin"/>
+      </w:r>
+      <w:r>
+        <w:rPr>
+          <w:szCs w:val="22"/>
+        </w:rPr>
+        <w:instrText xml:space="preserve"> REF resource9_name \h  \* MERGEFORMAT </w:instrText>
+      </w:r>
+      <w:r>
+        <w:rPr>
+          <w:szCs w:val="22"/>
+        </w:rPr>
+      </w:r>
+      <w:r>
+        <w:rPr>
+          <w:szCs w:val="22"/>
+        </w:rPr>
+        <w:fldChar w:fldCharType="separate"/>
+      </w:r>
+      <w:r>
+        <w:rPr>
+          <w:rFonts w:eastAsiaTheme="minorHAnsi"/>
+          <w:szCs w:val="22"/>
+        </w:rPr>
+        <w:t>resource9_name</w:t>
+      </w:r>
+      <w:r>
+        <w:rPr>
+          <w:szCs w:val="22"/>
+        </w:rPr>
+        <w:fldChar w:fldCharType="end"/>
+      </w:r>
+      <w:r>
+        <w:rPr>
+          <w:szCs w:val="22"/>
+        </w:rPr>
+        <w:t xml:space="preserve"> | </w:t>
+      </w:r>
+      <w:r>
+        <w:rPr>
+          <w:szCs w:val="22"/>
+        </w:rPr>
+        <w:fldChar w:fldCharType="begin"/>
+      </w:r>
+      <w:r>
+        <w:rPr>
+          <w:szCs w:val="22"/>
+        </w:rPr>
+        <w:instrText xml:space="preserve"> REF resource9_note \h  \* MERGEFORMAT </w:instrText>
+      </w:r>
+      <w:r>
+        <w:rPr>
+          <w:szCs w:val="22"/>
+        </w:rPr>
+      </w:r>
+      <w:r>
+        <w:rPr>
+          <w:szCs w:val="22"/>
+        </w:rPr>
+        <w:fldChar w:fldCharType="separate"/>
+      </w:r>
+      <w:r>
+        <w:rPr>
+          <w:rFonts w:eastAsiaTheme="minorHAnsi"/>
+          <w:szCs w:val="22"/>
+        </w:rPr>
+        <w:t>resource9_note</w:t>
+      </w:r>
+      <w:r>
+        <w:rPr>
+          <w:szCs w:val="22"/>
+        </w:rPr>
+        <w:fldChar w:fldCharType="end"/>
+      </w:r>
+      <w:r>
+        <w:rPr>
+          <w:szCs w:val="22"/>
+        </w:rPr>
+        <w:t xml:space="preserve"> | </w:t>
+      </w:r>
+      <w:r>
+        <w:rPr>
+          <w:szCs w:val="22"/>
+        </w:rPr>
+        <w:fldChar w:fldCharType="begin"/>
+      </w:r>
+      <w:r>
+        <w:rPr>
+          <w:szCs w:val="22"/>
+        </w:rPr>
+        <w:instrText xml:space="preserve"> REF resource9_url \h  \* MERGEFORMAT </w:instrText>
+      </w:r>
+      <w:r>
+        <w:rPr>
+          <w:szCs w:val="22"/>
+        </w:rPr>
+      </w:r>
+      <w:r>
+        <w:rPr>
+          <w:szCs w:val="22"/>
+        </w:rPr>
+        <w:fldChar w:fldCharType="separate"/>
+      </w:r>
+      <w:r>
+        <w:rPr>
+          <w:rFonts w:eastAsiaTheme="minorHAnsi"/>
+          <w:szCs w:val="22"/>
+        </w:rPr>
+        <w:t>resource9_url</w:t>
+      </w:r>
+      <w:r>
+        <w:rPr>
+          <w:szCs w:val="22"/>
+        </w:rPr>
+        <w:fldChar w:fldCharType="end"/>
+      </w:r>
+      <w:r>
+        <w:rPr>
+          <w:szCs w:val="22"/>
+        </w:rPr>
+        <w:t xml:space="preserve"> | {{ ref_bib_</w:t>
+      </w:r>
+      <w:r>
+        <w:rPr>
+          <w:szCs w:val="22"/>
+        </w:rPr>
+        <w:fldChar w:fldCharType="begin"/>
+      </w:r>
+      <w:r>
+        <w:rPr>
+          <w:szCs w:val="22"/>
+        </w:rPr>
+        <w:instrText xml:space="preserve"> REF resource9_ref_id \h  \* MERGEFORMAT </w:instrText>
+      </w:r>
+      <w:r>
+        <w:rPr>
+          <w:szCs w:val="22"/>
+        </w:rPr>
+      </w:r>
+      <w:r>
+        <w:rPr>
+          <w:szCs w:val="22"/>
+        </w:rPr>
+        <w:fldChar w:fldCharType="separate"/>
+      </w:r>
+      <w:r>
+        <w:rPr>
+          <w:szCs w:val="22"/>
+        </w:rPr>
+        <w:t>resource9_ref_id</w:t>
+      </w:r>
+      <w:r>
+        <w:rPr>
+          <w:szCs w:val="22"/>
+        </w:rPr>
+        <w:fldChar w:fldCharType="end"/>
+      </w:r>
+      <w:r>
+        <w:rPr>
+          <w:szCs w:val="22"/>
+        </w:rPr>
+        <w:t xml:space="preserve"> }} |</w:t>
+      </w:r>
+    </w:p>
+    <w:p>
+      <w:pPr>
+        <w:rPr>
+          <w:szCs w:val="22"/>
+        </w:rPr>
+      </w:pPr>
+      <w:r>
+        <w:rPr>
+          <w:szCs w:val="22"/>
+        </w:rPr>
+        <w:t xml:space="preserve">| </w:t>
+      </w:r>
+      <w:r>
+        <w:rPr>
+          <w:szCs w:val="22"/>
+        </w:rPr>
+        <w:fldChar w:fldCharType="begin"/>
+      </w:r>
+      <w:r>
+        <w:rPr>
+          <w:szCs w:val="22"/>
+        </w:rPr>
+        <w:instrText xml:space="preserve"> REF resource10_type \h  \* MERGEFORMAT </w:instrText>
+      </w:r>
+      <w:r>
+        <w:rPr>
+          <w:szCs w:val="22"/>
+        </w:rPr>
+      </w:r>
+      <w:r>
+        <w:rPr>
+          <w:szCs w:val="22"/>
+        </w:rPr>
+        <w:fldChar w:fldCharType="separate"/>
+      </w:r>
+      <w:r>
+        <w:rPr>
+          <w:rFonts w:eastAsiaTheme="minorHAnsi"/>
+          <w:szCs w:val="22"/>
+        </w:rPr>
+        <w:t>resource10_type</w:t>
+      </w:r>
+      <w:r>
+        <w:rPr>
+          <w:szCs w:val="22"/>
+        </w:rPr>
+        <w:fldChar w:fldCharType="end"/>
+      </w:r>
+      <w:r>
+        <w:rPr>
+          <w:szCs w:val="22"/>
+        </w:rPr>
+        <w:t xml:space="preserve"> | </w:t>
+      </w:r>
+      <w:r>
+        <w:rPr>
+          <w:szCs w:val="22"/>
+        </w:rPr>
+        <w:fldChar w:fldCharType="begin"/>
+      </w:r>
+      <w:r>
+        <w:rPr>
+          <w:szCs w:val="22"/>
+        </w:rPr>
+        <w:instrText xml:space="preserve"> REF resource10_name \h  \* MERGEFORMAT </w:instrText>
+      </w:r>
+      <w:r>
+        <w:rPr>
+          <w:szCs w:val="22"/>
+        </w:rPr>
+      </w:r>
+      <w:r>
+        <w:rPr>
+          <w:szCs w:val="22"/>
+        </w:rPr>
+        <w:fldChar w:fldCharType="separate"/>
+      </w:r>
+      <w:r>
+        <w:rPr>
+          <w:rFonts w:eastAsiaTheme="minorHAnsi"/>
+          <w:szCs w:val="22"/>
+        </w:rPr>
+        <w:t>resource10_name</w:t>
+      </w:r>
+      <w:r>
+        <w:rPr>
+          <w:szCs w:val="22"/>
+        </w:rPr>
+        <w:fldChar w:fldCharType="end"/>
+      </w:r>
+      <w:r>
+        <w:rPr>
+          <w:szCs w:val="22"/>
+        </w:rPr>
+        <w:t xml:space="preserve"> | </w:t>
+      </w:r>
+      <w:r>
+        <w:rPr>
+          <w:szCs w:val="22"/>
+        </w:rPr>
+        <w:fldChar w:fldCharType="begin"/>
+      </w:r>
+      <w:r>
+        <w:rPr>
+          <w:szCs w:val="22"/>
+        </w:rPr>
+        <w:instrText xml:space="preserve"> REF resource10_note \h  \* MERGEFORMAT </w:instrText>
+      </w:r>
+      <w:r>
+        <w:rPr>
+          <w:szCs w:val="22"/>
+        </w:rPr>
+      </w:r>
+      <w:r>
+        <w:rPr>
+          <w:szCs w:val="22"/>
+        </w:rPr>
+        <w:fldChar w:fldCharType="separate"/>
+      </w:r>
+      <w:r>
+        <w:rPr>
+          <w:rFonts w:eastAsiaTheme="minorHAnsi"/>
+          <w:szCs w:val="22"/>
+        </w:rPr>
+        <w:t>resource10_note</w:t>
+      </w:r>
+      <w:r>
+        <w:rPr>
+          <w:szCs w:val="22"/>
+        </w:rPr>
+        <w:fldChar w:fldCharType="end"/>
+      </w:r>
+      <w:r>
+        <w:rPr>
+          <w:szCs w:val="22"/>
+        </w:rPr>
+        <w:t xml:space="preserve"> | </w:t>
+      </w:r>
+      <w:r>
+        <w:rPr>
+          <w:szCs w:val="22"/>
+        </w:rPr>
+        <w:fldChar w:fldCharType="begin"/>
+      </w:r>
+      <w:r>
+        <w:rPr>
+          <w:szCs w:val="22"/>
+        </w:rPr>
+        <w:instrText xml:space="preserve"> REF resource10_url \h  \* MERGEFORMAT </w:instrText>
+      </w:r>
+      <w:r>
+        <w:rPr>
+          <w:szCs w:val="22"/>
+        </w:rPr>
+      </w:r>
+      <w:r>
+        <w:rPr>
+          <w:szCs w:val="22"/>
+        </w:rPr>
+        <w:fldChar w:fldCharType="separate"/>
+      </w:r>
+      <w:r>
+        <w:rPr>
+          <w:rFonts w:eastAsiaTheme="minorHAnsi"/>
+          <w:sz w:val="22"/>
+          <w:szCs w:val="22"/>
+        </w:rPr>
+        <w:t>resource10_url</w:t>
+      </w:r>
+      <w:r>
+        <w:rPr>
+          <w:szCs w:val="22"/>
+        </w:rPr>
+        <w:fldChar w:fldCharType="end"/>
+      </w:r>
+      <w:r>
+        <w:rPr>
+          <w:szCs w:val="22"/>
+        </w:rPr>
+        <w:t xml:space="preserve"> | {{ ref_bib_</w:t>
+      </w:r>
+      <w:r>
+        <w:rPr>
+          <w:szCs w:val="22"/>
+        </w:rPr>
+        <w:fldChar w:fldCharType="begin"/>
+      </w:r>
+      <w:r>
+        <w:rPr>
+          <w:szCs w:val="22"/>
+        </w:rPr>
+        <w:instrText xml:space="preserve"> REF resource10_ref_id \h  \* MERGEFORMAT </w:instrText>
+      </w:r>
+      <w:r>
+        <w:rPr>
+          <w:szCs w:val="22"/>
+        </w:rPr>
+      </w:r>
+      <w:r>
+        <w:rPr>
+          <w:szCs w:val="22"/>
+        </w:rPr>
+        <w:fldChar w:fldCharType="separate"/>
+      </w:r>
+      <w:r>
+        <w:rPr>
+          <w:szCs w:val="22"/>
+        </w:rPr>
+        <w:t>resource10_ref_id</w:t>
+      </w:r>
+      <w:r>
+        <w:rPr>
+          <w:szCs w:val="22"/>
+        </w:rPr>
+        <w:fldChar w:fldCharType="end"/>
+      </w:r>
+      <w:r>
+        <w:rPr>
+          <w:szCs w:val="22"/>
+        </w:rPr>
+        <w:t xml:space="preserve"> }} |</w:t>
+      </w:r>
+    </w:p>
+    <w:p>
+      <w:pPr>
+        <w:rPr>
+          <w:szCs w:val="22"/>
+        </w:rPr>
+      </w:pPr>
+      <w:r>
+        <w:rPr>
+          <w:szCs w:val="22"/>
+        </w:rPr>
+        <w:t xml:space="preserve">| </w:t>
+      </w:r>
+      <w:r>
+        <w:rPr>
+          <w:szCs w:val="22"/>
+        </w:rPr>
+        <w:fldChar w:fldCharType="begin"/>
+      </w:r>
+      <w:r>
+        <w:rPr>
+          <w:szCs w:val="22"/>
+        </w:rPr>
+        <w:instrText xml:space="preserve"> REF resource11_type \h  \* MERGEFORMAT </w:instrText>
+      </w:r>
+      <w:r>
+        <w:rPr>
+          <w:szCs w:val="22"/>
+        </w:rPr>
+      </w:r>
+      <w:r>
+        <w:rPr>
+          <w:szCs w:val="22"/>
+        </w:rPr>
+        <w:fldChar w:fldCharType="separate"/>
+      </w:r>
+      <w:r>
+        <w:rPr>
+          <w:rFonts w:eastAsiaTheme="minorHAnsi"/>
+          <w:szCs w:val="22"/>
+        </w:rPr>
+        <w:t>resource11_type</w:t>
+      </w:r>
+      <w:r>
+        <w:rPr>
+          <w:szCs w:val="22"/>
+        </w:rPr>
+        <w:fldChar w:fldCharType="end"/>
+      </w:r>
+      <w:r>
+        <w:rPr>
+          <w:szCs w:val="22"/>
+        </w:rPr>
+        <w:t xml:space="preserve"> | </w:t>
+      </w:r>
+      <w:r>
+        <w:rPr>
+          <w:szCs w:val="22"/>
+        </w:rPr>
+        <w:fldChar w:fldCharType="begin"/>
+      </w:r>
+      <w:r>
+        <w:rPr>
+          <w:szCs w:val="22"/>
+        </w:rPr>
+        <w:instrText xml:space="preserve"> REF resource11_name \h  \* MERGEFORMAT </w:instrText>
+      </w:r>
+      <w:r>
+        <w:rPr>
+          <w:szCs w:val="22"/>
+        </w:rPr>
+      </w:r>
+      <w:r>
+        <w:rPr>
+          <w:szCs w:val="22"/>
+        </w:rPr>
+        <w:fldChar w:fldCharType="separate"/>
+      </w:r>
+      <w:r>
+        <w:rPr>
+          <w:rFonts w:eastAsiaTheme="minorHAnsi"/>
+          <w:szCs w:val="22"/>
+        </w:rPr>
+        <w:t>resource11_name</w:t>
+      </w:r>
+      <w:r>
+        <w:rPr>
+          <w:szCs w:val="22"/>
+        </w:rPr>
+        <w:fldChar w:fldCharType="end"/>
+      </w:r>
+      <w:r>
+        <w:rPr>
+          <w:szCs w:val="22"/>
+        </w:rPr>
+        <w:t xml:space="preserve"> | </w:t>
+      </w:r>
+      <w:r>
+        <w:rPr>
+          <w:szCs w:val="22"/>
+        </w:rPr>
+        <w:fldChar w:fldCharType="begin"/>
+      </w:r>
+      <w:r>
+        <w:rPr>
+          <w:szCs w:val="22"/>
+        </w:rPr>
+        <w:instrText xml:space="preserve"> REF resource11_note \h  \* MERGEFORMAT </w:instrText>
+      </w:r>
+      <w:r>
+        <w:rPr>
+          <w:szCs w:val="22"/>
+        </w:rPr>
+      </w:r>
+      <w:r>
+        <w:rPr>
+          <w:szCs w:val="22"/>
+        </w:rPr>
+        <w:fldChar w:fldCharType="separate"/>
+      </w:r>
+      <w:r>
+        <w:rPr>
+          <w:rFonts w:eastAsiaTheme="minorHAnsi"/>
+          <w:szCs w:val="22"/>
+        </w:rPr>
+        <w:t>resource11_note</w:t>
+      </w:r>
+      <w:r>
+        <w:rPr>
+          <w:szCs w:val="22"/>
+        </w:rPr>
+        <w:fldChar w:fldCharType="end"/>
+      </w:r>
+      <w:r>
+        <w:rPr>
+          <w:szCs w:val="22"/>
+        </w:rPr>
+        <w:t xml:space="preserve"> | </w:t>
+      </w:r>
+      <w:r>
+        <w:rPr>
+          <w:szCs w:val="22"/>
+        </w:rPr>
+        <w:fldChar w:fldCharType="begin"/>
+      </w:r>
+      <w:r>
+        <w:rPr>
+          <w:szCs w:val="22"/>
+        </w:rPr>
+        <w:instrText xml:space="preserve"> REF resource11_url \h  \* MERGEFORMAT </w:instrText>
+      </w:r>
+      <w:r>
+        <w:rPr>
+          <w:szCs w:val="22"/>
+        </w:rPr>
+      </w:r>
+      <w:r>
+        <w:rPr>
+          <w:szCs w:val="22"/>
+        </w:rPr>
+        <w:fldChar w:fldCharType="separate"/>
+      </w:r>
+      <w:r>
+        <w:rPr>
+          <w:rFonts w:eastAsiaTheme="minorHAnsi"/>
+          <w:szCs w:val="22"/>
+        </w:rPr>
+        <w:t>resource11_url</w:t>
+      </w:r>
+      <w:r>
+        <w:rPr>
+          <w:szCs w:val="22"/>
+        </w:rPr>
+        <w:fldChar w:fldCharType="end"/>
+      </w:r>
+      <w:r>
+        <w:rPr>
+          <w:szCs w:val="22"/>
+        </w:rPr>
+        <w:t xml:space="preserve"> | {{ ref_bib_</w:t>
+      </w:r>
+      <w:r>
+        <w:rPr>
+          <w:szCs w:val="22"/>
+        </w:rPr>
+        <w:fldChar w:fldCharType="begin"/>
+      </w:r>
+      <w:r>
+        <w:rPr>
+          <w:szCs w:val="22"/>
+        </w:rPr>
+        <w:instrText xml:space="preserve"> REF resource11_ref_id \h  \* MERGEFORMAT </w:instrText>
+      </w:r>
+      <w:r>
+        <w:rPr>
+          <w:szCs w:val="22"/>
+        </w:rPr>
+      </w:r>
+      <w:r>
+        <w:rPr>
+          <w:szCs w:val="22"/>
+        </w:rPr>
+        <w:fldChar w:fldCharType="separate"/>
+      </w:r>
+      <w:r>
+        <w:rPr>
+          <w:szCs w:val="22"/>
+        </w:rPr>
+        <w:t>resource11_ref_id</w:t>
+      </w:r>
+      <w:r>
+        <w:rPr>
+          <w:szCs w:val="22"/>
+        </w:rPr>
+        <w:fldChar w:fldCharType="end"/>
+      </w:r>
+      <w:r>
+        <w:rPr>
+          <w:szCs w:val="22"/>
+        </w:rPr>
+        <w:t xml:space="preserve"> }} |</w:t>
+      </w:r>
+    </w:p>
+    <w:p>
+      <w:pPr>
+        <w:rPr>
+          <w:szCs w:val="22"/>
+        </w:rPr>
+      </w:pPr>
+      <w:r>
+        <w:rPr>
+          <w:szCs w:val="22"/>
+        </w:rPr>
         <w:lastRenderedPageBreak/>
         <w:t xml:space="preserve">| </w:t>
       </w:r>
@@ -13537,1134 +14826,6 @@
         <w:rPr>
           <w:szCs w:val="22"/>
         </w:rPr>
-        <w:instrText xml:space="preserve"> REF resource7_type \h  \* MERGEFORMAT </w:instrText>
-      </w:r>
-      <w:r>
-        <w:rPr>
-          <w:szCs w:val="22"/>
-        </w:rPr>
-      </w:r>
-      <w:r>
-        <w:rPr>
-          <w:szCs w:val="22"/>
-        </w:rPr>
-        <w:fldChar w:fldCharType="separate"/>
-      </w:r>
-      <w:r>
-        <w:rPr>
-          <w:rFonts w:eastAsiaTheme="minorHAnsi"/>
-          <w:szCs w:val="22"/>
-        </w:rPr>
-        <w:t>resource7_type</w:t>
-      </w:r>
-      <w:r>
-        <w:rPr>
-          <w:szCs w:val="22"/>
-        </w:rPr>
-        <w:fldChar w:fldCharType="end"/>
-      </w:r>
-      <w:r>
-        <w:rPr>
-          <w:szCs w:val="22"/>
-        </w:rPr>
-        <w:t xml:space="preserve"> | </w:t>
-      </w:r>
-      <w:r>
-        <w:rPr>
-          <w:szCs w:val="22"/>
-        </w:rPr>
-        <w:fldChar w:fldCharType="begin"/>
-      </w:r>
-      <w:r>
-        <w:rPr>
-          <w:szCs w:val="22"/>
-        </w:rPr>
-        <w:instrText xml:space="preserve"> REF resource7_name \h  \* MERGEFORMAT </w:instrText>
-      </w:r>
-      <w:r>
-        <w:rPr>
-          <w:szCs w:val="22"/>
-        </w:rPr>
-      </w:r>
-      <w:r>
-        <w:rPr>
-          <w:szCs w:val="22"/>
-        </w:rPr>
-        <w:fldChar w:fldCharType="separate"/>
-      </w:r>
-      <w:r>
-        <w:rPr>
-          <w:rFonts w:eastAsiaTheme="minorHAnsi"/>
-          <w:szCs w:val="22"/>
-        </w:rPr>
-        <w:t>resource7_name</w:t>
-      </w:r>
-      <w:r>
-        <w:rPr>
-          <w:szCs w:val="22"/>
-        </w:rPr>
-        <w:fldChar w:fldCharType="end"/>
-      </w:r>
-      <w:r>
-        <w:rPr>
-          <w:szCs w:val="22"/>
-        </w:rPr>
-        <w:t xml:space="preserve"> | </w:t>
-      </w:r>
-      <w:r>
-        <w:rPr>
-          <w:szCs w:val="22"/>
-        </w:rPr>
-        <w:fldChar w:fldCharType="begin"/>
-      </w:r>
-      <w:r>
-        <w:rPr>
-          <w:szCs w:val="22"/>
-        </w:rPr>
-        <w:instrText xml:space="preserve"> REF resource7_note \h  \* MERGEFORMAT </w:instrText>
-      </w:r>
-      <w:r>
-        <w:rPr>
-          <w:szCs w:val="22"/>
-        </w:rPr>
-      </w:r>
-      <w:r>
-        <w:rPr>
-          <w:szCs w:val="22"/>
-        </w:rPr>
-        <w:fldChar w:fldCharType="separate"/>
-      </w:r>
-      <w:r>
-        <w:rPr>
-          <w:szCs w:val="22"/>
-        </w:rPr>
-        <w:t>resource7</w:t>
-      </w:r>
-      <w:r>
-        <w:t>_note</w:t>
-      </w:r>
-      <w:r>
-        <w:rPr>
-          <w:szCs w:val="22"/>
-        </w:rPr>
-        <w:fldChar w:fldCharType="end"/>
-      </w:r>
-      <w:r>
-        <w:rPr>
-          <w:szCs w:val="22"/>
-        </w:rPr>
-        <w:t xml:space="preserve"> | </w:t>
-      </w:r>
-      <w:r>
-        <w:rPr>
-          <w:szCs w:val="22"/>
-        </w:rPr>
-        <w:fldChar w:fldCharType="begin"/>
-      </w:r>
-      <w:r>
-        <w:rPr>
-          <w:szCs w:val="22"/>
-        </w:rPr>
-        <w:instrText xml:space="preserve"> REF resource7_url \h  \* MERGEFORMAT </w:instrText>
-      </w:r>
-      <w:r>
-        <w:rPr>
-          <w:szCs w:val="22"/>
-        </w:rPr>
-      </w:r>
-      <w:r>
-        <w:rPr>
-          <w:szCs w:val="22"/>
-        </w:rPr>
-        <w:fldChar w:fldCharType="separate"/>
-      </w:r>
-      <w:r>
-        <w:rPr>
-          <w:rFonts w:eastAsiaTheme="minorHAnsi"/>
-          <w:szCs w:val="22"/>
-        </w:rPr>
-        <w:t>resource7_url</w:t>
-      </w:r>
-      <w:r>
-        <w:rPr>
-          <w:szCs w:val="22"/>
-        </w:rPr>
-        <w:fldChar w:fldCharType="end"/>
-      </w:r>
-      <w:r>
-        <w:rPr>
-          <w:szCs w:val="22"/>
-        </w:rPr>
-        <w:t xml:space="preserve"> | {{ ref_bib_</w:t>
-      </w:r>
-      <w:r>
-        <w:rPr>
-          <w:szCs w:val="22"/>
-        </w:rPr>
-        <w:fldChar w:fldCharType="begin"/>
-      </w:r>
-      <w:r>
-        <w:rPr>
-          <w:szCs w:val="22"/>
-        </w:rPr>
-        <w:instrText xml:space="preserve"> REF resource7_ref_id \h  \* MERGEFORMAT </w:instrText>
-      </w:r>
-      <w:r>
-        <w:rPr>
-          <w:szCs w:val="22"/>
-        </w:rPr>
-      </w:r>
-      <w:r>
-        <w:rPr>
-          <w:szCs w:val="22"/>
-        </w:rPr>
-        <w:fldChar w:fldCharType="separate"/>
-      </w:r>
-      <w:r>
-        <w:rPr>
-          <w:szCs w:val="22"/>
-        </w:rPr>
-        <w:t>resource7_ref_id</w:t>
-      </w:r>
-      <w:r>
-        <w:rPr>
-          <w:szCs w:val="22"/>
-        </w:rPr>
-        <w:fldChar w:fldCharType="end"/>
-      </w:r>
-      <w:r>
-        <w:rPr>
-          <w:szCs w:val="22"/>
-        </w:rPr>
-        <w:t xml:space="preserve"> }} |</w:t>
-      </w:r>
-    </w:p>
-    <w:p>
-      <w:pPr>
-        <w:rPr>
-          <w:szCs w:val="22"/>
-        </w:rPr>
-      </w:pPr>
-      <w:r>
-        <w:rPr>
-          <w:szCs w:val="22"/>
-        </w:rPr>
-        <w:t xml:space="preserve">| </w:t>
-      </w:r>
-      <w:r>
-        <w:rPr>
-          <w:szCs w:val="22"/>
-        </w:rPr>
-        <w:fldChar w:fldCharType="begin"/>
-      </w:r>
-      <w:r>
-        <w:rPr>
-          <w:szCs w:val="22"/>
-        </w:rPr>
-        <w:instrText xml:space="preserve"> REF resource8_type \h  \* MERGEFORMAT </w:instrText>
-      </w:r>
-      <w:r>
-        <w:rPr>
-          <w:szCs w:val="22"/>
-        </w:rPr>
-      </w:r>
-      <w:r>
-        <w:rPr>
-          <w:szCs w:val="22"/>
-        </w:rPr>
-        <w:fldChar w:fldCharType="separate"/>
-      </w:r>
-      <w:r>
-        <w:rPr>
-          <w:szCs w:val="22"/>
-        </w:rPr>
-        <w:t>resource8_</w:t>
-      </w:r>
-      <w:r>
-        <w:t>type</w:t>
-      </w:r>
-      <w:r>
-        <w:rPr>
-          <w:szCs w:val="22"/>
-        </w:rPr>
-        <w:fldChar w:fldCharType="end"/>
-      </w:r>
-      <w:r>
-        <w:rPr>
-          <w:szCs w:val="22"/>
-        </w:rPr>
-        <w:t xml:space="preserve"> | </w:t>
-      </w:r>
-      <w:r>
-        <w:rPr>
-          <w:szCs w:val="22"/>
-        </w:rPr>
-        <w:fldChar w:fldCharType="begin"/>
-      </w:r>
-      <w:r>
-        <w:rPr>
-          <w:szCs w:val="22"/>
-        </w:rPr>
-        <w:instrText xml:space="preserve"> REF resource8_name \h  \* MERGEFORMAT </w:instrText>
-      </w:r>
-      <w:r>
-        <w:rPr>
-          <w:szCs w:val="22"/>
-        </w:rPr>
-      </w:r>
-      <w:r>
-        <w:rPr>
-          <w:szCs w:val="22"/>
-        </w:rPr>
-        <w:fldChar w:fldCharType="separate"/>
-      </w:r>
-      <w:r>
-        <w:rPr>
-          <w:szCs w:val="22"/>
-        </w:rPr>
-        <w:t>resource8</w:t>
-      </w:r>
-      <w:r>
-        <w:rPr>
-          <w:rFonts w:eastAsiaTheme="minorHAnsi"/>
-          <w:szCs w:val="22"/>
-        </w:rPr>
-        <w:t>_name</w:t>
-      </w:r>
-      <w:r>
-        <w:rPr>
-          <w:szCs w:val="22"/>
-        </w:rPr>
-        <w:fldChar w:fldCharType="end"/>
-      </w:r>
-      <w:r>
-        <w:rPr>
-          <w:szCs w:val="22"/>
-        </w:rPr>
-        <w:t xml:space="preserve"> | </w:t>
-      </w:r>
-      <w:r>
-        <w:rPr>
-          <w:szCs w:val="22"/>
-        </w:rPr>
-        <w:fldChar w:fldCharType="begin"/>
-      </w:r>
-      <w:r>
-        <w:rPr>
-          <w:szCs w:val="22"/>
-        </w:rPr>
-        <w:instrText xml:space="preserve"> REF resource8_note \h  \* MERGEFORMAT </w:instrText>
-      </w:r>
-      <w:r>
-        <w:rPr>
-          <w:szCs w:val="22"/>
-        </w:rPr>
-      </w:r>
-      <w:r>
-        <w:rPr>
-          <w:szCs w:val="22"/>
-        </w:rPr>
-        <w:fldChar w:fldCharType="separate"/>
-      </w:r>
-      <w:r>
-        <w:rPr>
-          <w:rFonts w:eastAsiaTheme="minorHAnsi"/>
-          <w:szCs w:val="22"/>
-        </w:rPr>
-        <w:t>resource8_note</w:t>
-      </w:r>
-      <w:r>
-        <w:rPr>
-          <w:szCs w:val="22"/>
-        </w:rPr>
-        <w:fldChar w:fldCharType="end"/>
-      </w:r>
-      <w:r>
-        <w:rPr>
-          <w:szCs w:val="22"/>
-        </w:rPr>
-        <w:t xml:space="preserve"> | </w:t>
-      </w:r>
-      <w:r>
-        <w:rPr>
-          <w:szCs w:val="22"/>
-        </w:rPr>
-        <w:fldChar w:fldCharType="begin"/>
-      </w:r>
-      <w:r>
-        <w:rPr>
-          <w:szCs w:val="22"/>
-        </w:rPr>
-        <w:instrText xml:space="preserve"> REF resource8_url \h  \* MERGEFORMAT </w:instrText>
-      </w:r>
-      <w:r>
-        <w:rPr>
-          <w:szCs w:val="22"/>
-        </w:rPr>
-      </w:r>
-      <w:r>
-        <w:rPr>
-          <w:szCs w:val="22"/>
-        </w:rPr>
-        <w:fldChar w:fldCharType="separate"/>
-      </w:r>
-      <w:r>
-        <w:rPr>
-          <w:rFonts w:eastAsiaTheme="minorHAnsi"/>
-          <w:sz w:val="22"/>
-          <w:szCs w:val="22"/>
-        </w:rPr>
-        <w:t>resource8_url</w:t>
-      </w:r>
-      <w:r>
-        <w:rPr>
-          <w:szCs w:val="22"/>
-        </w:rPr>
-        <w:fldChar w:fldCharType="end"/>
-      </w:r>
-      <w:r>
-        <w:rPr>
-          <w:szCs w:val="22"/>
-        </w:rPr>
-        <w:t>| {{ ref_bib_</w:t>
-      </w:r>
-      <w:r>
-        <w:rPr>
-          <w:szCs w:val="22"/>
-        </w:rPr>
-        <w:fldChar w:fldCharType="begin"/>
-      </w:r>
-      <w:r>
-        <w:rPr>
-          <w:szCs w:val="22"/>
-        </w:rPr>
-        <w:instrText xml:space="preserve"> REF resource8_ref_id \h  \* MERGEFORMAT </w:instrText>
-      </w:r>
-      <w:r>
-        <w:rPr>
-          <w:szCs w:val="22"/>
-        </w:rPr>
-      </w:r>
-      <w:r>
-        <w:rPr>
-          <w:szCs w:val="22"/>
-        </w:rPr>
-        <w:fldChar w:fldCharType="separate"/>
-      </w:r>
-      <w:r>
-        <w:rPr>
-          <w:szCs w:val="22"/>
-        </w:rPr>
-        <w:t>resource8_ref_id</w:t>
-      </w:r>
-      <w:r>
-        <w:rPr>
-          <w:szCs w:val="22"/>
-        </w:rPr>
-        <w:fldChar w:fldCharType="end"/>
-      </w:r>
-      <w:r>
-        <w:rPr>
-          <w:szCs w:val="22"/>
-        </w:rPr>
-        <w:t>}} |</w:t>
-      </w:r>
-    </w:p>
-    <w:p>
-      <w:pPr>
-        <w:rPr>
-          <w:szCs w:val="22"/>
-        </w:rPr>
-      </w:pPr>
-      <w:r>
-        <w:rPr>
-          <w:szCs w:val="22"/>
-        </w:rPr>
-        <w:t xml:space="preserve">| </w:t>
-      </w:r>
-      <w:r>
-        <w:rPr>
-          <w:szCs w:val="22"/>
-        </w:rPr>
-        <w:fldChar w:fldCharType="begin"/>
-      </w:r>
-      <w:r>
-        <w:rPr>
-          <w:szCs w:val="22"/>
-        </w:rPr>
-        <w:instrText xml:space="preserve"> REF resource9_type \h  \* MERGEFORMAT </w:instrText>
-      </w:r>
-      <w:r>
-        <w:rPr>
-          <w:szCs w:val="22"/>
-        </w:rPr>
-      </w:r>
-      <w:r>
-        <w:rPr>
-          <w:szCs w:val="22"/>
-        </w:rPr>
-        <w:fldChar w:fldCharType="separate"/>
-      </w:r>
-      <w:r>
-        <w:rPr>
-          <w:rFonts w:eastAsiaTheme="minorHAnsi"/>
-          <w:szCs w:val="22"/>
-        </w:rPr>
-        <w:t>resource9_type</w:t>
-      </w:r>
-      <w:r>
-        <w:rPr>
-          <w:szCs w:val="22"/>
-        </w:rPr>
-        <w:fldChar w:fldCharType="end"/>
-      </w:r>
-      <w:r>
-        <w:rPr>
-          <w:szCs w:val="22"/>
-        </w:rPr>
-        <w:t xml:space="preserve"> </w:t>
-      </w:r>
-      <w:r>
-        <w:rPr>
-          <w:szCs w:val="22"/>
-        </w:rPr>
-        <w:t xml:space="preserve">| </w:t>
-      </w:r>
-      <w:r>
-        <w:rPr>
-          <w:szCs w:val="22"/>
-        </w:rPr>
-        <w:fldChar w:fldCharType="begin"/>
-      </w:r>
-      <w:r>
-        <w:rPr>
-          <w:szCs w:val="22"/>
-        </w:rPr>
-        <w:instrText xml:space="preserve"> REF resource9_name \h  \* MERGEFORMAT </w:instrText>
-      </w:r>
-      <w:r>
-        <w:rPr>
-          <w:szCs w:val="22"/>
-        </w:rPr>
-      </w:r>
-      <w:r>
-        <w:rPr>
-          <w:szCs w:val="22"/>
-        </w:rPr>
-        <w:fldChar w:fldCharType="separate"/>
-      </w:r>
-      <w:r>
-        <w:rPr>
-          <w:rFonts w:eastAsiaTheme="minorHAnsi"/>
-          <w:szCs w:val="22"/>
-        </w:rPr>
-        <w:t>resource9_name</w:t>
-      </w:r>
-      <w:r>
-        <w:rPr>
-          <w:szCs w:val="22"/>
-        </w:rPr>
-        <w:fldChar w:fldCharType="end"/>
-      </w:r>
-      <w:r>
-        <w:rPr>
-          <w:szCs w:val="22"/>
-        </w:rPr>
-        <w:t xml:space="preserve"> | </w:t>
-      </w:r>
-      <w:r>
-        <w:rPr>
-          <w:szCs w:val="22"/>
-        </w:rPr>
-        <w:fldChar w:fldCharType="begin"/>
-      </w:r>
-      <w:r>
-        <w:rPr>
-          <w:szCs w:val="22"/>
-        </w:rPr>
-        <w:instrText xml:space="preserve"> REF resource9_note \h  \* MERGEFORMAT </w:instrText>
-      </w:r>
-      <w:r>
-        <w:rPr>
-          <w:szCs w:val="22"/>
-        </w:rPr>
-      </w:r>
-      <w:r>
-        <w:rPr>
-          <w:szCs w:val="22"/>
-        </w:rPr>
-        <w:fldChar w:fldCharType="separate"/>
-      </w:r>
-      <w:r>
-        <w:rPr>
-          <w:rFonts w:eastAsiaTheme="minorHAnsi"/>
-          <w:szCs w:val="22"/>
-        </w:rPr>
-        <w:t>resource9_note</w:t>
-      </w:r>
-      <w:r>
-        <w:rPr>
-          <w:szCs w:val="22"/>
-        </w:rPr>
-        <w:fldChar w:fldCharType="end"/>
-      </w:r>
-      <w:r>
-        <w:rPr>
-          <w:szCs w:val="22"/>
-        </w:rPr>
-        <w:t xml:space="preserve"> | </w:t>
-      </w:r>
-      <w:r>
-        <w:rPr>
-          <w:szCs w:val="22"/>
-        </w:rPr>
-        <w:fldChar w:fldCharType="begin"/>
-      </w:r>
-      <w:r>
-        <w:rPr>
-          <w:szCs w:val="22"/>
-        </w:rPr>
-        <w:instrText xml:space="preserve"> REF resource9_url \h  \* MERGEFORMAT </w:instrText>
-      </w:r>
-      <w:r>
-        <w:rPr>
-          <w:szCs w:val="22"/>
-        </w:rPr>
-      </w:r>
-      <w:r>
-        <w:rPr>
-          <w:szCs w:val="22"/>
-        </w:rPr>
-        <w:fldChar w:fldCharType="separate"/>
-      </w:r>
-      <w:r>
-        <w:rPr>
-          <w:rFonts w:eastAsiaTheme="minorHAnsi"/>
-          <w:szCs w:val="22"/>
-        </w:rPr>
-        <w:t>resource9_url</w:t>
-      </w:r>
-      <w:r>
-        <w:rPr>
-          <w:szCs w:val="22"/>
-        </w:rPr>
-        <w:fldChar w:fldCharType="end"/>
-      </w:r>
-      <w:r>
-        <w:rPr>
-          <w:szCs w:val="22"/>
-        </w:rPr>
-        <w:t xml:space="preserve"> | {{ ref_bib_</w:t>
-      </w:r>
-      <w:r>
-        <w:rPr>
-          <w:szCs w:val="22"/>
-        </w:rPr>
-        <w:fldChar w:fldCharType="begin"/>
-      </w:r>
-      <w:r>
-        <w:rPr>
-          <w:szCs w:val="22"/>
-        </w:rPr>
-        <w:instrText xml:space="preserve"> REF resource9_ref_id \h  \* MERGEFORMAT </w:instrText>
-      </w:r>
-      <w:r>
-        <w:rPr>
-          <w:szCs w:val="22"/>
-        </w:rPr>
-      </w:r>
-      <w:r>
-        <w:rPr>
-          <w:szCs w:val="22"/>
-        </w:rPr>
-        <w:fldChar w:fldCharType="separate"/>
-      </w:r>
-      <w:r>
-        <w:rPr>
-          <w:szCs w:val="22"/>
-        </w:rPr>
-        <w:t>resource9_ref_id</w:t>
-      </w:r>
-      <w:r>
-        <w:rPr>
-          <w:szCs w:val="22"/>
-        </w:rPr>
-        <w:fldChar w:fldCharType="end"/>
-      </w:r>
-      <w:r>
-        <w:rPr>
-          <w:szCs w:val="22"/>
-        </w:rPr>
-        <w:t xml:space="preserve"> }} |</w:t>
-      </w:r>
-    </w:p>
-    <w:p>
-      <w:pPr>
-        <w:rPr>
-          <w:szCs w:val="22"/>
-        </w:rPr>
-      </w:pPr>
-      <w:r>
-        <w:rPr>
-          <w:szCs w:val="22"/>
-        </w:rPr>
-        <w:t xml:space="preserve">| </w:t>
-      </w:r>
-      <w:r>
-        <w:rPr>
-          <w:szCs w:val="22"/>
-        </w:rPr>
-        <w:fldChar w:fldCharType="begin"/>
-      </w:r>
-      <w:r>
-        <w:rPr>
-          <w:szCs w:val="22"/>
-        </w:rPr>
-        <w:instrText xml:space="preserve"> REF resource10_type \h  \* MERGEFORMAT </w:instrText>
-      </w:r>
-      <w:r>
-        <w:rPr>
-          <w:szCs w:val="22"/>
-        </w:rPr>
-      </w:r>
-      <w:r>
-        <w:rPr>
-          <w:szCs w:val="22"/>
-        </w:rPr>
-        <w:fldChar w:fldCharType="separate"/>
-      </w:r>
-      <w:r>
-        <w:rPr>
-          <w:rFonts w:eastAsiaTheme="minorHAnsi"/>
-          <w:szCs w:val="22"/>
-        </w:rPr>
-        <w:t>resource10_type</w:t>
-      </w:r>
-      <w:r>
-        <w:rPr>
-          <w:szCs w:val="22"/>
-        </w:rPr>
-        <w:fldChar w:fldCharType="end"/>
-      </w:r>
-      <w:r>
-        <w:rPr>
-          <w:szCs w:val="22"/>
-        </w:rPr>
-        <w:t xml:space="preserve"> | </w:t>
-      </w:r>
-      <w:r>
-        <w:rPr>
-          <w:szCs w:val="22"/>
-        </w:rPr>
-        <w:fldChar w:fldCharType="begin"/>
-      </w:r>
-      <w:r>
-        <w:rPr>
-          <w:szCs w:val="22"/>
-        </w:rPr>
-        <w:instrText xml:space="preserve"> REF resource10_name \h  \* MERGEFORMAT </w:instrText>
-      </w:r>
-      <w:r>
-        <w:rPr>
-          <w:szCs w:val="22"/>
-        </w:rPr>
-      </w:r>
-      <w:r>
-        <w:rPr>
-          <w:szCs w:val="22"/>
-        </w:rPr>
-        <w:fldChar w:fldCharType="separate"/>
-      </w:r>
-      <w:r>
-        <w:rPr>
-          <w:rFonts w:eastAsiaTheme="minorHAnsi"/>
-          <w:szCs w:val="22"/>
-        </w:rPr>
-        <w:t>resource10_name</w:t>
-      </w:r>
-      <w:r>
-        <w:rPr>
-          <w:szCs w:val="22"/>
-        </w:rPr>
-        <w:fldChar w:fldCharType="end"/>
-      </w:r>
-      <w:r>
-        <w:rPr>
-          <w:szCs w:val="22"/>
-        </w:rPr>
-        <w:t xml:space="preserve"> | </w:t>
-      </w:r>
-      <w:r>
-        <w:rPr>
-          <w:szCs w:val="22"/>
-        </w:rPr>
-        <w:fldChar w:fldCharType="begin"/>
-      </w:r>
-      <w:r>
-        <w:rPr>
-          <w:szCs w:val="22"/>
-        </w:rPr>
-        <w:instrText xml:space="preserve"> REF resource10_note \h  \* MERGEFORMAT </w:instrText>
-      </w:r>
-      <w:r>
-        <w:rPr>
-          <w:szCs w:val="22"/>
-        </w:rPr>
-      </w:r>
-      <w:r>
-        <w:rPr>
-          <w:szCs w:val="22"/>
-        </w:rPr>
-        <w:fldChar w:fldCharType="separate"/>
-      </w:r>
-      <w:r>
-        <w:rPr>
-          <w:rFonts w:eastAsiaTheme="minorHAnsi"/>
-          <w:szCs w:val="22"/>
-        </w:rPr>
-        <w:t>resource10_note</w:t>
-      </w:r>
-      <w:r>
-        <w:rPr>
-          <w:szCs w:val="22"/>
-        </w:rPr>
-        <w:fldChar w:fldCharType="end"/>
-      </w:r>
-      <w:r>
-        <w:rPr>
-          <w:szCs w:val="22"/>
-        </w:rPr>
-        <w:t xml:space="preserve"> | </w:t>
-      </w:r>
-      <w:r>
-        <w:rPr>
-          <w:szCs w:val="22"/>
-        </w:rPr>
-        <w:fldChar w:fldCharType="begin"/>
-      </w:r>
-      <w:r>
-        <w:rPr>
-          <w:szCs w:val="22"/>
-        </w:rPr>
-        <w:instrText xml:space="preserve"> REF resource10_url \h  \* MERGEFORMAT </w:instrText>
-      </w:r>
-      <w:r>
-        <w:rPr>
-          <w:szCs w:val="22"/>
-        </w:rPr>
-      </w:r>
-      <w:r>
-        <w:rPr>
-          <w:szCs w:val="22"/>
-        </w:rPr>
-        <w:fldChar w:fldCharType="separate"/>
-      </w:r>
-      <w:r>
-        <w:rPr>
-          <w:rFonts w:eastAsiaTheme="minorHAnsi"/>
-          <w:sz w:val="22"/>
-          <w:szCs w:val="22"/>
-        </w:rPr>
-        <w:t>resource10_url</w:t>
-      </w:r>
-      <w:r>
-        <w:rPr>
-          <w:szCs w:val="22"/>
-        </w:rPr>
-        <w:fldChar w:fldCharType="end"/>
-      </w:r>
-      <w:r>
-        <w:rPr>
-          <w:szCs w:val="22"/>
-        </w:rPr>
-        <w:t xml:space="preserve"> | {{ ref_bib_</w:t>
-      </w:r>
-      <w:r>
-        <w:rPr>
-          <w:szCs w:val="22"/>
-        </w:rPr>
-        <w:fldChar w:fldCharType="begin"/>
-      </w:r>
-      <w:r>
-        <w:rPr>
-          <w:szCs w:val="22"/>
-        </w:rPr>
-        <w:instrText xml:space="preserve"> REF resource10_ref_id \h  \* MERGEFORMAT </w:instrText>
-      </w:r>
-      <w:r>
-        <w:rPr>
-          <w:szCs w:val="22"/>
-        </w:rPr>
-      </w:r>
-      <w:r>
-        <w:rPr>
-          <w:szCs w:val="22"/>
-        </w:rPr>
-        <w:fldChar w:fldCharType="separate"/>
-      </w:r>
-      <w:r>
-        <w:rPr>
-          <w:szCs w:val="22"/>
-        </w:rPr>
-        <w:t>resource10_ref_id</w:t>
-      </w:r>
-      <w:r>
-        <w:rPr>
-          <w:szCs w:val="22"/>
-        </w:rPr>
-        <w:fldChar w:fldCharType="end"/>
-      </w:r>
-      <w:r>
-        <w:rPr>
-          <w:szCs w:val="22"/>
-        </w:rPr>
-        <w:t xml:space="preserve"> }} |</w:t>
-      </w:r>
-    </w:p>
-    <w:p>
-      <w:pPr>
-        <w:rPr>
-          <w:szCs w:val="22"/>
-        </w:rPr>
-      </w:pPr>
-      <w:r>
-        <w:rPr>
-          <w:szCs w:val="22"/>
-        </w:rPr>
-        <w:t xml:space="preserve">| </w:t>
-      </w:r>
-      <w:r>
-        <w:rPr>
-          <w:szCs w:val="22"/>
-        </w:rPr>
-        <w:fldChar w:fldCharType="begin"/>
-      </w:r>
-      <w:r>
-        <w:rPr>
-          <w:szCs w:val="22"/>
-        </w:rPr>
-        <w:instrText xml:space="preserve"> REF resource11_type \h  \* MERGEFORMAT </w:instrText>
-      </w:r>
-      <w:r>
-        <w:rPr>
-          <w:szCs w:val="22"/>
-        </w:rPr>
-      </w:r>
-      <w:r>
-        <w:rPr>
-          <w:szCs w:val="22"/>
-        </w:rPr>
-        <w:fldChar w:fldCharType="separate"/>
-      </w:r>
-      <w:r>
-        <w:rPr>
-          <w:rFonts w:eastAsiaTheme="minorHAnsi"/>
-          <w:szCs w:val="22"/>
-        </w:rPr>
-        <w:t>resource11_type</w:t>
-      </w:r>
-      <w:r>
-        <w:rPr>
-          <w:szCs w:val="22"/>
-        </w:rPr>
-        <w:fldChar w:fldCharType="end"/>
-      </w:r>
-      <w:r>
-        <w:rPr>
-          <w:szCs w:val="22"/>
-        </w:rPr>
-        <w:t xml:space="preserve"> | </w:t>
-      </w:r>
-      <w:r>
-        <w:rPr>
-          <w:szCs w:val="22"/>
-        </w:rPr>
-        <w:fldChar w:fldCharType="begin"/>
-      </w:r>
-      <w:r>
-        <w:rPr>
-          <w:szCs w:val="22"/>
-        </w:rPr>
-        <w:instrText xml:space="preserve"> REF resource11_name \h  \* MERGEFORMAT </w:instrText>
-      </w:r>
-      <w:r>
-        <w:rPr>
-          <w:szCs w:val="22"/>
-        </w:rPr>
-      </w:r>
-      <w:r>
-        <w:rPr>
-          <w:szCs w:val="22"/>
-        </w:rPr>
-        <w:fldChar w:fldCharType="separate"/>
-      </w:r>
-      <w:r>
-        <w:rPr>
-          <w:rFonts w:eastAsiaTheme="minorHAnsi"/>
-          <w:szCs w:val="22"/>
-        </w:rPr>
-        <w:t>resource11_name</w:t>
-      </w:r>
-      <w:r>
-        <w:rPr>
-          <w:szCs w:val="22"/>
-        </w:rPr>
-        <w:fldChar w:fldCharType="end"/>
-      </w:r>
-      <w:r>
-        <w:rPr>
-          <w:szCs w:val="22"/>
-        </w:rPr>
-        <w:t xml:space="preserve"> | </w:t>
-      </w:r>
-      <w:r>
-        <w:rPr>
-          <w:szCs w:val="22"/>
-        </w:rPr>
-        <w:fldChar w:fldCharType="begin"/>
-      </w:r>
-      <w:r>
-        <w:rPr>
-          <w:szCs w:val="22"/>
-        </w:rPr>
-        <w:instrText xml:space="preserve"> REF resource11_note \h  \* MERGEFORMAT </w:instrText>
-      </w:r>
-      <w:r>
-        <w:rPr>
-          <w:szCs w:val="22"/>
-        </w:rPr>
-      </w:r>
-      <w:r>
-        <w:rPr>
-          <w:szCs w:val="22"/>
-        </w:rPr>
-        <w:fldChar w:fldCharType="separate"/>
-      </w:r>
-      <w:r>
-        <w:rPr>
-          <w:rFonts w:eastAsiaTheme="minorHAnsi"/>
-          <w:szCs w:val="22"/>
-        </w:rPr>
-        <w:t>resource11_note</w:t>
-      </w:r>
-      <w:r>
-        <w:rPr>
-          <w:szCs w:val="22"/>
-        </w:rPr>
-        <w:fldChar w:fldCharType="end"/>
-      </w:r>
-      <w:r>
-        <w:rPr>
-          <w:szCs w:val="22"/>
-        </w:rPr>
-        <w:t xml:space="preserve"> | </w:t>
-      </w:r>
-      <w:r>
-        <w:rPr>
-          <w:szCs w:val="22"/>
-        </w:rPr>
-        <w:fldChar w:fldCharType="begin"/>
-      </w:r>
-      <w:r>
-        <w:rPr>
-          <w:szCs w:val="22"/>
-        </w:rPr>
-        <w:instrText xml:space="preserve"> REF resource11_url \h  \* MERGEFORMAT </w:instrText>
-      </w:r>
-      <w:r>
-        <w:rPr>
-          <w:szCs w:val="22"/>
-        </w:rPr>
-      </w:r>
-      <w:r>
-        <w:rPr>
-          <w:szCs w:val="22"/>
-        </w:rPr>
-        <w:fldChar w:fldCharType="separate"/>
-      </w:r>
-      <w:r>
-        <w:rPr>
-          <w:rFonts w:eastAsiaTheme="minorHAnsi"/>
-          <w:szCs w:val="22"/>
-        </w:rPr>
-        <w:t>resource11_url</w:t>
-      </w:r>
-      <w:r>
-        <w:rPr>
-          <w:szCs w:val="22"/>
-        </w:rPr>
-        <w:fldChar w:fldCharType="end"/>
-      </w:r>
-      <w:r>
-        <w:rPr>
-          <w:szCs w:val="22"/>
-        </w:rPr>
-        <w:t xml:space="preserve"> | {{ ref_bib_</w:t>
-      </w:r>
-      <w:r>
-        <w:rPr>
-          <w:szCs w:val="22"/>
-        </w:rPr>
-        <w:fldChar w:fldCharType="begin"/>
-      </w:r>
-      <w:r>
-        <w:rPr>
-          <w:szCs w:val="22"/>
-        </w:rPr>
-        <w:instrText xml:space="preserve"> REF resource11_ref_id \h  \* MERGEFORMAT </w:instrText>
-      </w:r>
-      <w:r>
-        <w:rPr>
-          <w:szCs w:val="22"/>
-        </w:rPr>
-      </w:r>
-      <w:r>
-        <w:rPr>
-          <w:szCs w:val="22"/>
-        </w:rPr>
-        <w:fldChar w:fldCharType="separate"/>
-      </w:r>
-      <w:r>
-        <w:rPr>
-          <w:szCs w:val="22"/>
-        </w:rPr>
-        <w:t>resource11_ref_id</w:t>
-      </w:r>
-      <w:r>
-        <w:rPr>
-          <w:szCs w:val="22"/>
-        </w:rPr>
-        <w:fldChar w:fldCharType="end"/>
-      </w:r>
-      <w:r>
-        <w:rPr>
-          <w:szCs w:val="22"/>
-        </w:rPr>
-        <w:t xml:space="preserve"> }} |</w:t>
-      </w:r>
-    </w:p>
-    <w:p>
-      <w:pPr>
-        <w:rPr>
-          <w:szCs w:val="22"/>
-        </w:rPr>
-      </w:pPr>
-      <w:r>
-        <w:rPr>
-          <w:szCs w:val="22"/>
-        </w:rPr>
-        <w:t xml:space="preserve">| </w:t>
-      </w:r>
-      <w:r>
-        <w:rPr>
-          <w:szCs w:val="22"/>
-        </w:rPr>
-        <w:fldChar w:fldCharType="begin"/>
-      </w:r>
-      <w:r>
-        <w:rPr>
-          <w:szCs w:val="22"/>
-        </w:rPr>
         <w:instrText xml:space="preserve"> REF resource12_type \h  \* MERGEFORMAT </w:instrText>
       </w:r>
       <w:r>
@@ -15665,6 +15826,7 @@
     <w:p/>
     <w:p>
       <w:r>
+        <w:lastRenderedPageBreak/>
         <w:t>{{ ref_bib_iknayan_et_al_2014 }}</w:t>
       </w:r>
     </w:p>
@@ -16511,6 +16673,7 @@
         <w:rPr>
           <w:shd w:val="clear" w:color="auto" w:fill="FFFFFF"/>
         </w:rPr>
+        <w:lastRenderedPageBreak/>
         <w:fldChar w:fldCharType="begin"/>
       </w:r>
       <w:r>
@@ -16983,6 +17146,7 @@
         <w:rPr>
           <w:szCs w:val="22"/>
         </w:rPr>
+        <w:lastRenderedPageBreak/>
         <w:t>- {{ mod_divers_rich_beta_pro_02 }}</w:t>
       </w:r>
     </w:p>
@@ -17848,6 +18012,7 @@
     </w:p>
     <w:p>
       <w:r>
+        <w:lastRenderedPageBreak/>
         <w:t>:::</w:t>
       </w:r>
     </w:p>
@@ -18052,7 +18217,11 @@
         <w:t>Si et al. (2014) f</w:t>
       </w:r>
       <w:r>
-        <w:t xml:space="preserve">ound that rotating cameras to new sites was more efficient than leaving cameras at fewer sites for longer periods. </w:t>
+        <w:t xml:space="preserve">ound </w:t>
+      </w:r>
+      <w:r>
+        <w:lastRenderedPageBreak/>
+        <w:t xml:space="preserve">that rotating cameras to new sites was more efficient than leaving cameras at fewer sites for longer periods. </w:t>
       </w:r>
       <w:r>
         <w:rPr>
@@ -18401,6 +18570,7 @@
     </w:p>
     <w:p>
       <w:r>
+        <w:lastRenderedPageBreak/>
         <w:t>:gutter: 1</w:t>
       </w:r>
     </w:p>
@@ -18570,6 +18740,11 @@
       </w:r>
       <w:r>
         <w:rPr>
+          <w:sz w:val="22"/>
+        </w:rPr>
+      </w:r>
+      <w:r>
+        <w:rPr>
           <w:sz w:val="20"/>
           <w:szCs w:val="20"/>
           <w:highlight w:val="cyan"/>
@@ -19660,6 +19835,7 @@
     </w:p>
     <w:p>
       <w:r>
+        <w:lastRenderedPageBreak/>
         <w:fldChar w:fldCharType="begin"/>
       </w:r>
       <w:r>
@@ -20149,6 +20325,7 @@
     <w:p/>
     <w:p>
       <w:r>
+        <w:lastRenderedPageBreak/>
         <w:t>::::{grid-item-card}</w:t>
       </w:r>
       <w:r>
@@ -20701,6 +20878,7 @@
     </w:p>
     <w:p>
       <w:r>
+        <w:lastRenderedPageBreak/>
         <w:t>::::</w:t>
       </w:r>
     </w:p>
@@ -21128,6 +21306,7 @@
         <w:pStyle w:val="Heading6"/>
       </w:pPr>
       <w:r>
+        <w:lastRenderedPageBreak/>
         <w:t>::::{grid-item-card}</w:t>
       </w:r>
       <w:r>
@@ -21485,6 +21664,7 @@
     </w:p>
     <w:p>
       <w:r>
+        <w:lastRenderedPageBreak/>
         <w:t>::::</w:t>
       </w:r>
     </w:p>
@@ -21937,6 +22117,7 @@
     </w:p>
     <w:p>
       <w:r>
+        <w:lastRenderedPageBreak/>
         <w:t>&lt;div&gt;</w:t>
       </w:r>
     </w:p>
@@ -22402,6 +22583,7 @@
     </w:p>
     <w:p>
       <w:r>
+        <w:lastRenderedPageBreak/>
         <w:fldChar w:fldCharType="begin"/>
       </w:r>
       <w:r>
@@ -23500,7 +23682,16 @@
           <w:u w:val="single"/>
           <w:shd w:val="clear" w:color="auto" w:fill="FFFFFF"/>
         </w:rPr>
-        <w:t>Chao, Anne, et al. “Rarefaction and extrapolation with Hill numbers: a framework for sampling and estimation in species diversity studies.” Ecological monographs 84.1 (2014): 45-67.</w:t>
+        <w:t xml:space="preserve">Chao, Anne, et al. “Rarefaction and extrapolation with Hill numbers: a framework for sampling and estimation in species diversity studies.” </w:t>
+      </w:r>
+      <w:r>
+        <w:rPr>
+          <w:color w:val="4183C4"/>
+          <w:u w:val="single"/>
+          <w:shd w:val="clear" w:color="auto" w:fill="FFFFFF"/>
+        </w:rPr>
+        <w:lastRenderedPageBreak/>
+        <w:t>Ecological monographs 84.1 (2014): 45-67.</w:t>
       </w:r>
       <w:r>
         <w:rPr>
@@ -27491,7 +27682,6 @@
         <w:rPr>
           <w:shd w:val="clear" w:color="auto" w:fill="FFFFFF"/>
         </w:rPr>
-        <w:lastRenderedPageBreak/>
         <w:fldChar w:fldCharType="begin"/>
       </w:r>
       <w:r>
